--- a/Отчёт.docx
+++ b/Отчёт.docx
@@ -2624,119 +2624,20 @@
         <w:ind w:firstLine="709"/>
         <w:jc w:val="both"/>
         <w:rPr>
-          <w:rFonts w:ascii="Times New Roman" w:hAnsi="Times New Roman" w:cs="Times New Roman"/>
-          <w:sz w:val="28"/>
-          <w:szCs w:val="28"/>
-        </w:rPr>
-      </w:pPr>
-      <w:r>
-        <w:rPr>
           <w:rFonts w:ascii="Times New Roman" w:eastAsia="Times New Roman" w:hAnsi="Times New Roman" w:cs="Times New Roman"/>
           <w:sz w:val="28"/>
           <w:szCs w:val="28"/>
         </w:rPr>
+      </w:pPr>
+      <w:r>
+        <w:rPr>
+          <w:rFonts w:ascii="Times New Roman" w:eastAsia="Times New Roman" w:hAnsi="Times New Roman" w:cs="Times New Roman"/>
+          <w:sz w:val="28"/>
+          <w:szCs w:val="28"/>
+        </w:rPr>
         <w:lastRenderedPageBreak/>
         <w:t>При оценке результатов предполагается учитывать полноту и корректность собранных данных. Каждый найденный фрагмент должен соответствовать тематике оценок и неравенств, содержать минимальное количество артефактов, возникающих при извлечении текста из PDF-документов, а также сопровождаться информацией об источнике публикации. Обязательным требованием является наличие названия статьи, сведений об авторе или авторах, а также сохранение координат расположения фрагмента в документе в виде начального и конечного индексов.</w:t>
       </w:r>
-    </w:p>
-    <w:p>
-      <w:pPr>
-        <w:rPr>
-          <w:rFonts w:ascii="Times New Roman" w:eastAsia="Times New Roman" w:hAnsi="Times New Roman" w:cs="Times New Roman"/>
-          <w:b/>
-          <w:bCs/>
-          <w:color w:val="000000"/>
-          <w:sz w:val="36"/>
-          <w:szCs w:val="36"/>
-        </w:rPr>
-      </w:pPr>
-    </w:p>
-    <w:p>
-      <w:pPr>
-        <w:rPr>
-          <w:rFonts w:ascii="Times New Roman" w:eastAsia="Times New Roman" w:hAnsi="Times New Roman" w:cs="Times New Roman"/>
-          <w:b/>
-          <w:bCs/>
-          <w:color w:val="000000"/>
-          <w:sz w:val="36"/>
-          <w:szCs w:val="36"/>
-        </w:rPr>
-      </w:pPr>
-      <w:r>
-        <w:rPr>
-          <w:rFonts w:ascii="Times New Roman" w:eastAsia="Times New Roman" w:hAnsi="Times New Roman" w:cs="Times New Roman"/>
-          <w:b/>
-          <w:color w:val="000000"/>
-          <w:sz w:val="36"/>
-        </w:rPr>
-        <w:br w:type="page" w:clear="all"/>
-      </w:r>
-    </w:p>
-    <w:p>
-      <w:pPr>
-        <w:pStyle w:val="2"/>
-        <w:rPr>
-          <w:rFonts w:ascii="Times New Roman" w:eastAsia="Times New Roman" w:hAnsi="Times New Roman" w:cs="Times New Roman"/>
-        </w:rPr>
-      </w:pPr>
-      <w:bookmarkStart w:id="2" w:name="_Toc3"/>
-      <w:r>
-        <w:rPr>
-          <w:rFonts w:ascii="Times New Roman" w:eastAsia="Times New Roman" w:hAnsi="Times New Roman" w:cs="Times New Roman"/>
-          <w:b/>
-          <w:color w:val="000000"/>
-        </w:rPr>
-        <w:lastRenderedPageBreak/>
-        <w:t>1. Основная часть</w:t>
-      </w:r>
-      <w:bookmarkEnd w:id="2"/>
-    </w:p>
-    <w:p>
-      <w:pPr>
-        <w:pStyle w:val="3"/>
-        <w:rPr>
-          <w:rFonts w:ascii="Times New Roman" w:eastAsia="Times New Roman" w:hAnsi="Times New Roman" w:cs="Times New Roman"/>
-          <w:sz w:val="32"/>
-          <w:szCs w:val="32"/>
-        </w:rPr>
-      </w:pPr>
-      <w:bookmarkStart w:id="3" w:name="_Toc4"/>
-      <w:r>
-        <w:rPr>
-          <w:rFonts w:ascii="Times New Roman" w:eastAsia="Times New Roman" w:hAnsi="Times New Roman" w:cs="Times New Roman"/>
-          <w:b/>
-          <w:color w:val="000000"/>
-          <w:sz w:val="32"/>
-          <w:szCs w:val="32"/>
-        </w:rPr>
-        <w:t>2. Анализ предметной области</w:t>
-      </w:r>
-      <w:bookmarkEnd w:id="3"/>
-    </w:p>
-    <w:p>
-      <w:pPr>
-        <w:pStyle w:val="4"/>
-        <w:rPr>
-          <w:rFonts w:ascii="Times New Roman" w:eastAsia="Times New Roman" w:hAnsi="Times New Roman" w:cs="Times New Roman"/>
-          <w:i w:val="0"/>
-          <w:sz w:val="32"/>
-          <w:szCs w:val="32"/>
-        </w:rPr>
-      </w:pPr>
-      <w:bookmarkStart w:id="4" w:name="_Toc5"/>
-      <w:r>
-        <w:rPr>
-          <w:rFonts w:ascii="Times New Roman" w:eastAsia="Times New Roman" w:hAnsi="Times New Roman" w:cs="Times New Roman"/>
-          <w:b/>
-          <w:i w:val="0"/>
-          <w:iCs w:val="0"/>
-          <w:color w:val="000000"/>
-          <w:sz w:val="32"/>
-          <w:szCs w:val="32"/>
-        </w:rPr>
-        <w:t>2.1. Выбор и настройка среды разработки Python</w:t>
-      </w:r>
-      <w:bookmarkEnd w:id="4"/>
     </w:p>
     <w:p>
       <w:pPr>
@@ -2750,37 +2651,11 @@
         <w:ind w:firstLine="709"/>
         <w:jc w:val="both"/>
         <w:rPr>
-          <w:rFonts w:ascii="Times New Roman" w:hAnsi="Times New Roman" w:cs="Times New Roman"/>
-          <w:sz w:val="28"/>
-          <w:szCs w:val="28"/>
-        </w:rPr>
-      </w:pPr>
-      <w:r>
-        <w:rPr>
           <w:rFonts w:ascii="Times New Roman" w:eastAsia="Times New Roman" w:hAnsi="Times New Roman" w:cs="Times New Roman"/>
           <w:sz w:val="28"/>
           <w:szCs w:val="28"/>
         </w:rPr>
-        <w:t xml:space="preserve">Для разработки программы был выбран язык Python, так как он предоставляет большое количество библиотек для обработки текста, работы с </w:t>
-      </w:r>
-      <w:proofErr w:type="spellStart"/>
-      <w:r>
-        <w:rPr>
-          <w:rFonts w:ascii="Times New Roman" w:eastAsia="Times New Roman" w:hAnsi="Times New Roman" w:cs="Times New Roman"/>
-          <w:sz w:val="28"/>
-          <w:szCs w:val="28"/>
-        </w:rPr>
-        <w:t>pdf</w:t>
-      </w:r>
-      <w:proofErr w:type="spellEnd"/>
-      <w:r>
-        <w:rPr>
-          <w:rFonts w:ascii="Times New Roman" w:eastAsia="Times New Roman" w:hAnsi="Times New Roman" w:cs="Times New Roman"/>
-          <w:sz w:val="28"/>
-          <w:szCs w:val="28"/>
-        </w:rPr>
-        <w:t xml:space="preserve"> документами и анализа данных. Также Python удобен для быстрого создания прикладных программ и автоматизации обработки файлов.</w:t>
-      </w:r>
+      </w:pPr>
     </w:p>
     <w:p>
       <w:pPr>
@@ -2805,15 +2680,16 @@
           <w:sz w:val="28"/>
           <w:szCs w:val="28"/>
         </w:rPr>
-        <w:t xml:space="preserve">Разработка проекта выполнялась в среде Visual Studio Code. Данная среда использовалась </w:t>
+        <w:t xml:space="preserve">Ссылка на </w:t>
       </w:r>
       <w:r>
         <w:rPr>
           <w:rFonts w:ascii="Times New Roman" w:eastAsia="Times New Roman" w:hAnsi="Times New Roman" w:cs="Times New Roman"/>
           <w:sz w:val="28"/>
           <w:szCs w:val="28"/>
-        </w:rPr>
-        <w:t>по причине</w:t>
+          <w:lang w:val="en-US"/>
+        </w:rPr>
+        <w:t>Git</w:t>
       </w:r>
       <w:r>
         <w:rPr>
@@ -2821,8 +2697,136 @@
           <w:sz w:val="28"/>
           <w:szCs w:val="28"/>
         </w:rPr>
-        <w:t xml:space="preserve"> удобной работы с проектами, встроенного терминала и возможности быстро подключать необходимые библиотеки.</w:t>
-      </w:r>
+        <w:t xml:space="preserve">: </w:t>
+      </w:r>
+      <w:hyperlink r:id="rId9" w:history="1">
+        <w:r>
+          <w:rPr>
+            <w:rStyle w:val="afc"/>
+            <w:rFonts w:ascii="Times New Roman" w:eastAsia="Times New Roman" w:hAnsi="Times New Roman" w:cs="Times New Roman"/>
+            <w:sz w:val="28"/>
+            <w:szCs w:val="28"/>
+          </w:rPr>
+          <w:t>https://github.co</w:t>
+        </w:r>
+        <w:r>
+          <w:rPr>
+            <w:rStyle w:val="afc"/>
+            <w:rFonts w:ascii="Times New Roman" w:eastAsia="Times New Roman" w:hAnsi="Times New Roman" w:cs="Times New Roman"/>
+            <w:sz w:val="28"/>
+            <w:szCs w:val="28"/>
+          </w:rPr>
+          <w:t>m</w:t>
+        </w:r>
+        <w:r>
+          <w:rPr>
+            <w:rStyle w:val="afc"/>
+            <w:rFonts w:ascii="Times New Roman" w:eastAsia="Times New Roman" w:hAnsi="Times New Roman" w:cs="Times New Roman"/>
+            <w:sz w:val="28"/>
+            <w:szCs w:val="28"/>
+          </w:rPr>
+          <w:t>/ZikkeyLS/practice-2026</w:t>
+        </w:r>
+      </w:hyperlink>
+    </w:p>
+    <w:p>
+      <w:pPr>
+        <w:rPr>
+          <w:rFonts w:ascii="Times New Roman" w:eastAsia="Times New Roman" w:hAnsi="Times New Roman" w:cs="Times New Roman"/>
+          <w:b/>
+          <w:bCs/>
+          <w:color w:val="000000"/>
+          <w:sz w:val="36"/>
+          <w:szCs w:val="36"/>
+        </w:rPr>
+      </w:pPr>
+    </w:p>
+    <w:p>
+      <w:pPr>
+        <w:rPr>
+          <w:rFonts w:ascii="Times New Roman" w:eastAsia="Times New Roman" w:hAnsi="Times New Roman" w:cs="Times New Roman"/>
+          <w:b/>
+          <w:bCs/>
+          <w:color w:val="000000"/>
+          <w:sz w:val="36"/>
+          <w:szCs w:val="36"/>
+        </w:rPr>
+      </w:pPr>
+      <w:r>
+        <w:rPr>
+          <w:rFonts w:ascii="Times New Roman" w:eastAsia="Times New Roman" w:hAnsi="Times New Roman" w:cs="Times New Roman"/>
+          <w:b/>
+          <w:color w:val="000000"/>
+          <w:sz w:val="36"/>
+        </w:rPr>
+        <w:br w:type="page" w:clear="all"/>
+      </w:r>
+    </w:p>
+    <w:p>
+      <w:pPr>
+        <w:pStyle w:val="2"/>
+        <w:rPr>
+          <w:rFonts w:ascii="Times New Roman" w:eastAsia="Times New Roman" w:hAnsi="Times New Roman" w:cs="Times New Roman"/>
+        </w:rPr>
+      </w:pPr>
+      <w:bookmarkStart w:id="2" w:name="_Toc3"/>
+      <w:r>
+        <w:rPr>
+          <w:rFonts w:ascii="Times New Roman" w:eastAsia="Times New Roman" w:hAnsi="Times New Roman" w:cs="Times New Roman"/>
+          <w:b/>
+          <w:color w:val="000000"/>
+        </w:rPr>
+        <w:lastRenderedPageBreak/>
+        <w:t>1. Основная часть</w:t>
+      </w:r>
+      <w:bookmarkEnd w:id="2"/>
+    </w:p>
+    <w:p>
+      <w:pPr>
+        <w:pStyle w:val="3"/>
+        <w:rPr>
+          <w:rFonts w:ascii="Times New Roman" w:eastAsia="Times New Roman" w:hAnsi="Times New Roman" w:cs="Times New Roman"/>
+          <w:sz w:val="32"/>
+          <w:szCs w:val="32"/>
+        </w:rPr>
+      </w:pPr>
+      <w:bookmarkStart w:id="3" w:name="_Toc4"/>
+      <w:r>
+        <w:rPr>
+          <w:rFonts w:ascii="Times New Roman" w:eastAsia="Times New Roman" w:hAnsi="Times New Roman" w:cs="Times New Roman"/>
+          <w:b/>
+          <w:color w:val="000000"/>
+          <w:sz w:val="32"/>
+          <w:szCs w:val="32"/>
+        </w:rPr>
+        <w:t>2. Анализ предметной области</w:t>
+      </w:r>
+      <w:bookmarkEnd w:id="3"/>
+    </w:p>
+    <w:p>
+      <w:pPr>
+        <w:pStyle w:val="4"/>
+        <w:rPr>
+          <w:rFonts w:ascii="Times New Roman" w:eastAsia="Times New Roman" w:hAnsi="Times New Roman" w:cs="Times New Roman"/>
+          <w:i w:val="0"/>
+          <w:sz w:val="32"/>
+          <w:szCs w:val="32"/>
+        </w:rPr>
+      </w:pPr>
+      <w:bookmarkStart w:id="4" w:name="_Toc5"/>
+      <w:r>
+        <w:rPr>
+          <w:rFonts w:ascii="Times New Roman" w:eastAsia="Times New Roman" w:hAnsi="Times New Roman" w:cs="Times New Roman"/>
+          <w:b/>
+          <w:i w:val="0"/>
+          <w:iCs w:val="0"/>
+          <w:color w:val="000000"/>
+          <w:sz w:val="32"/>
+          <w:szCs w:val="32"/>
+        </w:rPr>
+        <w:t>2.1. Выбор и настройка среды разработки Python</w:t>
+      </w:r>
+      <w:bookmarkEnd w:id="4"/>
     </w:p>
     <w:p>
       <w:pPr>
@@ -2847,7 +2851,7 @@
           <w:sz w:val="28"/>
           <w:szCs w:val="28"/>
         </w:rPr>
-        <w:t xml:space="preserve">В ходе настройки были установлены библиотеки </w:t>
+        <w:t xml:space="preserve">Для разработки программы был выбран язык Python, так как он предоставляет большое количество библиотек для обработки текста, работы с </w:t>
       </w:r>
       <w:proofErr w:type="spellStart"/>
       <w:r>
@@ -2855,9 +2859,8 @@
           <w:rFonts w:ascii="Times New Roman" w:eastAsia="Times New Roman" w:hAnsi="Times New Roman" w:cs="Times New Roman"/>
           <w:sz w:val="28"/>
           <w:szCs w:val="28"/>
-          <w:lang w:val="en-US"/>
-        </w:rPr>
-        <w:t>fitz</w:t>
+        </w:rPr>
+        <w:t>pdf</w:t>
       </w:r>
       <w:proofErr w:type="spellEnd"/>
       <w:r>
@@ -2866,97 +2869,7 @@
           <w:sz w:val="28"/>
           <w:szCs w:val="28"/>
         </w:rPr>
-        <w:t xml:space="preserve"> для чтения </w:t>
-      </w:r>
-      <w:proofErr w:type="spellStart"/>
-      <w:r>
-        <w:rPr>
-          <w:rFonts w:ascii="Times New Roman" w:eastAsia="Times New Roman" w:hAnsi="Times New Roman" w:cs="Times New Roman"/>
-          <w:sz w:val="28"/>
-          <w:szCs w:val="28"/>
-        </w:rPr>
-        <w:t>pdf</w:t>
-      </w:r>
-      <w:proofErr w:type="spellEnd"/>
-      <w:r>
-        <w:rPr>
-          <w:rFonts w:ascii="Times New Roman" w:eastAsia="Times New Roman" w:hAnsi="Times New Roman" w:cs="Times New Roman"/>
-          <w:sz w:val="28"/>
-          <w:szCs w:val="28"/>
-        </w:rPr>
-        <w:t xml:space="preserve"> файлов, а также </w:t>
-      </w:r>
-      <w:proofErr w:type="spellStart"/>
-      <w:r>
-        <w:rPr>
-          <w:rFonts w:ascii="Times New Roman" w:eastAsia="Times New Roman" w:hAnsi="Times New Roman" w:cs="Times New Roman"/>
-          <w:sz w:val="28"/>
-          <w:szCs w:val="28"/>
-        </w:rPr>
-        <w:t>Ollama</w:t>
-      </w:r>
-      <w:proofErr w:type="spellEnd"/>
-      <w:r>
-        <w:rPr>
-          <w:rFonts w:ascii="Times New Roman" w:eastAsia="Times New Roman" w:hAnsi="Times New Roman" w:cs="Times New Roman"/>
-          <w:sz w:val="28"/>
-          <w:szCs w:val="28"/>
-        </w:rPr>
-        <w:t xml:space="preserve"> для работы с нейросетью qwen2.5:7b. Дополнительно была подготовлена структура проекта с папками </w:t>
-      </w:r>
-      <w:proofErr w:type="spellStart"/>
-      <w:r>
-        <w:rPr>
-          <w:rFonts w:ascii="Times New Roman" w:eastAsia="Times New Roman" w:hAnsi="Times New Roman" w:cs="Times New Roman"/>
-          <w:sz w:val="28"/>
-          <w:szCs w:val="28"/>
-        </w:rPr>
-        <w:t>input</w:t>
-      </w:r>
-      <w:proofErr w:type="spellEnd"/>
-      <w:r>
-        <w:rPr>
-          <w:rFonts w:ascii="Times New Roman" w:eastAsia="Times New Roman" w:hAnsi="Times New Roman" w:cs="Times New Roman"/>
-          <w:sz w:val="28"/>
-          <w:szCs w:val="28"/>
-        </w:rPr>
-        <w:t xml:space="preserve"> и </w:t>
-      </w:r>
-      <w:proofErr w:type="spellStart"/>
-      <w:r>
-        <w:rPr>
-          <w:rFonts w:ascii="Times New Roman" w:eastAsia="Times New Roman" w:hAnsi="Times New Roman" w:cs="Times New Roman"/>
-          <w:sz w:val="28"/>
-          <w:szCs w:val="28"/>
-        </w:rPr>
-        <w:t>output</w:t>
-      </w:r>
-      <w:proofErr w:type="spellEnd"/>
-      <w:r>
-        <w:rPr>
-          <w:rFonts w:ascii="Times New Roman" w:eastAsia="Times New Roman" w:hAnsi="Times New Roman" w:cs="Times New Roman"/>
-          <w:sz w:val="28"/>
-          <w:szCs w:val="28"/>
-        </w:rPr>
-        <w:t xml:space="preserve">, где хранятся входные </w:t>
-      </w:r>
-      <w:proofErr w:type="spellStart"/>
-      <w:r>
-        <w:rPr>
-          <w:rFonts w:ascii="Times New Roman" w:eastAsia="Times New Roman" w:hAnsi="Times New Roman" w:cs="Times New Roman"/>
-          <w:sz w:val="28"/>
-          <w:szCs w:val="28"/>
-        </w:rPr>
-        <w:t>pdf</w:t>
-      </w:r>
-      <w:proofErr w:type="spellEnd"/>
-      <w:r>
-        <w:rPr>
-          <w:rFonts w:ascii="Times New Roman" w:eastAsia="Times New Roman" w:hAnsi="Times New Roman" w:cs="Times New Roman"/>
-          <w:sz w:val="28"/>
-          <w:szCs w:val="28"/>
-        </w:rPr>
-        <w:t xml:space="preserve"> документы и результаты обработки.</w:t>
+        <w:t xml:space="preserve"> документами и анализа данных. Также Python удобен для быстрого создания прикладных программ и автоматизации обработки файлов.</w:t>
       </w:r>
     </w:p>
     <w:p>
@@ -2970,6 +2883,11 @@
         <w:spacing w:after="0" w:line="360" w:lineRule="auto"/>
         <w:ind w:firstLine="709"/>
         <w:jc w:val="both"/>
+        <w:rPr>
+          <w:rFonts w:ascii="Times New Roman" w:hAnsi="Times New Roman" w:cs="Times New Roman"/>
+          <w:sz w:val="28"/>
+          <w:szCs w:val="28"/>
+        </w:rPr>
       </w:pPr>
       <w:r>
         <w:rPr>
@@ -2977,80 +2895,24 @@
           <w:sz w:val="28"/>
           <w:szCs w:val="28"/>
         </w:rPr>
-        <w:t xml:space="preserve">После настройки среды была проведена проверка корректности чтения </w:t>
-      </w:r>
-      <w:proofErr w:type="spellStart"/>
+        <w:t xml:space="preserve">Разработка проекта выполнялась в среде Visual Studio Code. Данная среда использовалась </w:t>
+      </w:r>
       <w:r>
         <w:rPr>
           <w:rFonts w:ascii="Times New Roman" w:eastAsia="Times New Roman" w:hAnsi="Times New Roman" w:cs="Times New Roman"/>
           <w:sz w:val="28"/>
           <w:szCs w:val="28"/>
         </w:rPr>
-        <w:t>pdf</w:t>
-      </w:r>
-      <w:proofErr w:type="spellEnd"/>
+        <w:t>по причине</w:t>
+      </w:r>
       <w:r>
         <w:rPr>
           <w:rFonts w:ascii="Times New Roman" w:eastAsia="Times New Roman" w:hAnsi="Times New Roman" w:cs="Times New Roman"/>
           <w:sz w:val="28"/>
           <w:szCs w:val="28"/>
         </w:rPr>
-        <w:t xml:space="preserve"> файлов, обработки текста и сохранения выходных данных в формате JSON и TXT</w:t>
-      </w:r>
-      <w:r>
-        <w:t>.</w:t>
-      </w:r>
-    </w:p>
-    <w:p/>
-    <w:p>
-      <w:pPr>
-        <w:pStyle w:val="4"/>
-        <w:rPr>
-          <w:i w:val="0"/>
-          <w:sz w:val="32"/>
-          <w:szCs w:val="32"/>
-        </w:rPr>
-      </w:pPr>
-      <w:bookmarkStart w:id="5" w:name="_Toc6"/>
-      <w:r>
-        <w:rPr>
-          <w:rFonts w:ascii="Times New Roman" w:eastAsia="Times New Roman" w:hAnsi="Times New Roman" w:cs="Times New Roman"/>
-          <w:b/>
-          <w:i w:val="0"/>
-          <w:iCs w:val="0"/>
-          <w:color w:val="000000"/>
-          <w:sz w:val="32"/>
-          <w:szCs w:val="32"/>
-        </w:rPr>
-        <w:t xml:space="preserve">2.2. Анализ обработки научных </w:t>
-      </w:r>
-      <w:proofErr w:type="spellStart"/>
-      <w:r>
-        <w:rPr>
-          <w:rFonts w:ascii="Times New Roman" w:eastAsia="Times New Roman" w:hAnsi="Times New Roman" w:cs="Times New Roman"/>
-          <w:b/>
-          <w:i w:val="0"/>
-          <w:iCs w:val="0"/>
-          <w:color w:val="000000"/>
-          <w:sz w:val="32"/>
-          <w:szCs w:val="32"/>
-        </w:rPr>
-        <w:t>pdf</w:t>
-      </w:r>
-      <w:proofErr w:type="spellEnd"/>
-      <w:r>
-        <w:rPr>
-          <w:rFonts w:ascii="Times New Roman" w:eastAsia="Times New Roman" w:hAnsi="Times New Roman" w:cs="Times New Roman"/>
-          <w:b/>
-          <w:i w:val="0"/>
-          <w:iCs w:val="0"/>
-          <w:color w:val="000000"/>
-          <w:sz w:val="32"/>
-          <w:szCs w:val="32"/>
-        </w:rPr>
-        <w:t xml:space="preserve"> документов</w:t>
-      </w:r>
-      <w:bookmarkEnd w:id="5"/>
+        <w:t xml:space="preserve"> удобной работы с проектами, встроенного терминала и возможности быстро подключать необходимые библиотеки.</w:t>
+      </w:r>
     </w:p>
     <w:p>
       <w:pPr>
@@ -3064,6 +2926,7 @@
         <w:ind w:firstLine="709"/>
         <w:jc w:val="both"/>
         <w:rPr>
+          <w:rFonts w:ascii="Times New Roman" w:hAnsi="Times New Roman" w:cs="Times New Roman"/>
           <w:sz w:val="28"/>
           <w:szCs w:val="28"/>
         </w:rPr>
@@ -3071,31 +2934,119 @@
       <w:r>
         <w:rPr>
           <w:rFonts w:ascii="Times New Roman" w:eastAsia="Times New Roman" w:hAnsi="Times New Roman" w:cs="Times New Roman"/>
-          <w:color w:val="000000"/>
           <w:sz w:val="28"/>
           <w:szCs w:val="28"/>
         </w:rPr>
-        <w:t xml:space="preserve">Обработка научных </w:t>
+        <w:t xml:space="preserve">В ходе настройки были установлены библиотеки </w:t>
       </w:r>
       <w:proofErr w:type="spellStart"/>
       <w:r>
         <w:rPr>
           <w:rFonts w:ascii="Times New Roman" w:eastAsia="Times New Roman" w:hAnsi="Times New Roman" w:cs="Times New Roman"/>
-          <w:color w:val="000000"/>
           <w:sz w:val="28"/>
           <w:szCs w:val="28"/>
-        </w:rPr>
-        <w:t>pdf</w:t>
+          <w:lang w:val="en-US"/>
+        </w:rPr>
+        <w:t>fitz</w:t>
       </w:r>
       <w:proofErr w:type="spellEnd"/>
       <w:r>
         <w:rPr>
           <w:rFonts w:ascii="Times New Roman" w:eastAsia="Times New Roman" w:hAnsi="Times New Roman" w:cs="Times New Roman"/>
-          <w:color w:val="000000"/>
           <w:sz w:val="28"/>
           <w:szCs w:val="28"/>
         </w:rPr>
-        <w:t xml:space="preserve"> документов отличается от работы с обычными текстовыми файлами. При извлечении текста из статей часто появляются проблемы, связанные с математическими символами, переносами строк и неправильным разделением слов.</w:t>
+        <w:t xml:space="preserve"> для чтения </w:t>
+      </w:r>
+      <w:proofErr w:type="spellStart"/>
+      <w:r>
+        <w:rPr>
+          <w:rFonts w:ascii="Times New Roman" w:eastAsia="Times New Roman" w:hAnsi="Times New Roman" w:cs="Times New Roman"/>
+          <w:sz w:val="28"/>
+          <w:szCs w:val="28"/>
+        </w:rPr>
+        <w:t>pdf</w:t>
+      </w:r>
+      <w:proofErr w:type="spellEnd"/>
+      <w:r>
+        <w:rPr>
+          <w:rFonts w:ascii="Times New Roman" w:eastAsia="Times New Roman" w:hAnsi="Times New Roman" w:cs="Times New Roman"/>
+          <w:sz w:val="28"/>
+          <w:szCs w:val="28"/>
+        </w:rPr>
+        <w:t xml:space="preserve"> файлов, а также </w:t>
+      </w:r>
+      <w:proofErr w:type="spellStart"/>
+      <w:r>
+        <w:rPr>
+          <w:rFonts w:ascii="Times New Roman" w:eastAsia="Times New Roman" w:hAnsi="Times New Roman" w:cs="Times New Roman"/>
+          <w:sz w:val="28"/>
+          <w:szCs w:val="28"/>
+        </w:rPr>
+        <w:t>Ollama</w:t>
+      </w:r>
+      <w:proofErr w:type="spellEnd"/>
+      <w:r>
+        <w:rPr>
+          <w:rFonts w:ascii="Times New Roman" w:eastAsia="Times New Roman" w:hAnsi="Times New Roman" w:cs="Times New Roman"/>
+          <w:sz w:val="28"/>
+          <w:szCs w:val="28"/>
+        </w:rPr>
+        <w:t xml:space="preserve"> для работы с нейросетью qwen2.5:7b. Дополнительно была подготовлена структура проекта с папками </w:t>
+      </w:r>
+      <w:proofErr w:type="spellStart"/>
+      <w:r>
+        <w:rPr>
+          <w:rFonts w:ascii="Times New Roman" w:eastAsia="Times New Roman" w:hAnsi="Times New Roman" w:cs="Times New Roman"/>
+          <w:sz w:val="28"/>
+          <w:szCs w:val="28"/>
+        </w:rPr>
+        <w:t>input</w:t>
+      </w:r>
+      <w:proofErr w:type="spellEnd"/>
+      <w:r>
+        <w:rPr>
+          <w:rFonts w:ascii="Times New Roman" w:eastAsia="Times New Roman" w:hAnsi="Times New Roman" w:cs="Times New Roman"/>
+          <w:sz w:val="28"/>
+          <w:szCs w:val="28"/>
+        </w:rPr>
+        <w:t xml:space="preserve"> и </w:t>
+      </w:r>
+      <w:proofErr w:type="spellStart"/>
+      <w:r>
+        <w:rPr>
+          <w:rFonts w:ascii="Times New Roman" w:eastAsia="Times New Roman" w:hAnsi="Times New Roman" w:cs="Times New Roman"/>
+          <w:sz w:val="28"/>
+          <w:szCs w:val="28"/>
+        </w:rPr>
+        <w:t>output</w:t>
+      </w:r>
+      <w:proofErr w:type="spellEnd"/>
+      <w:r>
+        <w:rPr>
+          <w:rFonts w:ascii="Times New Roman" w:eastAsia="Times New Roman" w:hAnsi="Times New Roman" w:cs="Times New Roman"/>
+          <w:sz w:val="28"/>
+          <w:szCs w:val="28"/>
+        </w:rPr>
+        <w:t xml:space="preserve">, где хранятся входные </w:t>
+      </w:r>
+      <w:proofErr w:type="spellStart"/>
+      <w:r>
+        <w:rPr>
+          <w:rFonts w:ascii="Times New Roman" w:eastAsia="Times New Roman" w:hAnsi="Times New Roman" w:cs="Times New Roman"/>
+          <w:sz w:val="28"/>
+          <w:szCs w:val="28"/>
+        </w:rPr>
+        <w:t>pdf</w:t>
+      </w:r>
+      <w:proofErr w:type="spellEnd"/>
+      <w:r>
+        <w:rPr>
+          <w:rFonts w:ascii="Times New Roman" w:eastAsia="Times New Roman" w:hAnsi="Times New Roman" w:cs="Times New Roman"/>
+          <w:sz w:val="28"/>
+          <w:szCs w:val="28"/>
+        </w:rPr>
+        <w:t xml:space="preserve"> документы и результаты обработки.</w:t>
       </w:r>
     </w:p>
     <w:p>
@@ -3109,76 +3060,87 @@
         <w:spacing w:after="0" w:line="360" w:lineRule="auto"/>
         <w:ind w:firstLine="709"/>
         <w:jc w:val="both"/>
-        <w:rPr>
+      </w:pPr>
+      <w:r>
+        <w:rPr>
+          <w:rFonts w:ascii="Times New Roman" w:eastAsia="Times New Roman" w:hAnsi="Times New Roman" w:cs="Times New Roman"/>
           <w:sz w:val="28"/>
           <w:szCs w:val="28"/>
         </w:rPr>
-      </w:pPr>
+        <w:t xml:space="preserve">После настройки среды была проведена проверка корректности чтения </w:t>
+      </w:r>
+      <w:proofErr w:type="spellStart"/>
       <w:r>
         <w:rPr>
           <w:rFonts w:ascii="Times New Roman" w:eastAsia="Times New Roman" w:hAnsi="Times New Roman" w:cs="Times New Roman"/>
-          <w:color w:val="000000"/>
           <w:sz w:val="28"/>
           <w:szCs w:val="28"/>
         </w:rPr>
-        <w:t xml:space="preserve">Во многих документах текст хранится не как единый абзац, а как набор отдельных блоков. </w:t>
-      </w:r>
+        <w:t>pdf</w:t>
+      </w:r>
+      <w:proofErr w:type="spellEnd"/>
       <w:r>
         <w:rPr>
           <w:rFonts w:ascii="Times New Roman" w:eastAsia="Times New Roman" w:hAnsi="Times New Roman" w:cs="Times New Roman"/>
-          <w:color w:val="000000"/>
           <w:sz w:val="28"/>
           <w:szCs w:val="28"/>
         </w:rPr>
-        <w:t>И</w:t>
-      </w:r>
+        <w:t xml:space="preserve"> файлов, обработки текста и сохранения выходных данных в формате JSON и TXT</w:t>
+      </w:r>
+      <w:r>
+        <w:t>.</w:t>
+      </w:r>
+    </w:p>
+    <w:p/>
+    <w:p>
+      <w:pPr>
+        <w:pStyle w:val="4"/>
+        <w:rPr>
+          <w:i w:val="0"/>
+          <w:sz w:val="32"/>
+          <w:szCs w:val="32"/>
+        </w:rPr>
+      </w:pPr>
+      <w:bookmarkStart w:id="5" w:name="_Toc6"/>
       <w:r>
         <w:rPr>
           <w:rFonts w:ascii="Times New Roman" w:eastAsia="Times New Roman" w:hAnsi="Times New Roman" w:cs="Times New Roman"/>
+          <w:b/>
+          <w:i w:val="0"/>
+          <w:iCs w:val="0"/>
           <w:color w:val="000000"/>
-          <w:sz w:val="28"/>
-          <w:szCs w:val="28"/>
-        </w:rPr>
-        <w:t>з</w:t>
-      </w:r>
+          <w:sz w:val="32"/>
+          <w:szCs w:val="32"/>
+        </w:rPr>
+        <w:t xml:space="preserve">2.2. Анализ обработки научных </w:t>
+      </w:r>
+      <w:proofErr w:type="spellStart"/>
       <w:r>
         <w:rPr>
           <w:rFonts w:ascii="Times New Roman" w:eastAsia="Times New Roman" w:hAnsi="Times New Roman" w:cs="Times New Roman"/>
+          <w:b/>
+          <w:i w:val="0"/>
+          <w:iCs w:val="0"/>
           <w:color w:val="000000"/>
-          <w:sz w:val="28"/>
-          <w:szCs w:val="28"/>
-        </w:rPr>
-        <w:t>-</w:t>
-      </w:r>
+          <w:sz w:val="32"/>
+          <w:szCs w:val="32"/>
+        </w:rPr>
+        <w:t>pdf</w:t>
+      </w:r>
+      <w:proofErr w:type="spellEnd"/>
       <w:r>
         <w:rPr>
           <w:rFonts w:ascii="Times New Roman" w:eastAsia="Times New Roman" w:hAnsi="Times New Roman" w:cs="Times New Roman"/>
+          <w:b/>
+          <w:i w:val="0"/>
+          <w:iCs w:val="0"/>
           <w:color w:val="000000"/>
-          <w:sz w:val="28"/>
-          <w:szCs w:val="28"/>
-        </w:rPr>
-        <w:t xml:space="preserve">за этого после чтения </w:t>
-      </w:r>
-      <w:proofErr w:type="spellStart"/>
-      <w:r>
-        <w:rPr>
-          <w:rFonts w:ascii="Times New Roman" w:eastAsia="Times New Roman" w:hAnsi="Times New Roman" w:cs="Times New Roman"/>
-          <w:color w:val="000000"/>
-          <w:sz w:val="28"/>
-          <w:szCs w:val="28"/>
-        </w:rPr>
-        <w:t>pdf</w:t>
-      </w:r>
-      <w:proofErr w:type="spellEnd"/>
-      <w:r>
-        <w:rPr>
-          <w:rFonts w:ascii="Times New Roman" w:eastAsia="Times New Roman" w:hAnsi="Times New Roman" w:cs="Times New Roman"/>
-          <w:color w:val="000000"/>
-          <w:sz w:val="28"/>
-          <w:szCs w:val="28"/>
-        </w:rPr>
-        <w:t xml:space="preserve"> файла предложения могут выглядеть разорванными или содержать лишние пробелы. Особенно часто такие ошибки встречаются в математических статьях с большим количеством формул и специальных обозначений.</w:t>
-      </w:r>
+          <w:sz w:val="32"/>
+          <w:szCs w:val="32"/>
+        </w:rPr>
+        <w:t xml:space="preserve"> документов</w:t>
+      </w:r>
+      <w:bookmarkEnd w:id="5"/>
     </w:p>
     <w:p>
       <w:pPr>
@@ -3203,8 +3165,9 @@
           <w:sz w:val="28"/>
           <w:szCs w:val="28"/>
         </w:rPr>
-        <w:t xml:space="preserve">Для решения этой проблемы в программе используется предварительная обработка текста. После извлечения содержимого документа выполняется </w:t>
-      </w:r>
+        <w:t xml:space="preserve">Обработка научных </w:t>
+      </w:r>
+      <w:proofErr w:type="spellStart"/>
       <w:r>
         <w:rPr>
           <w:rFonts w:ascii="Times New Roman" w:eastAsia="Times New Roman" w:hAnsi="Times New Roman" w:cs="Times New Roman"/>
@@ -3212,8 +3175,17 @@
           <w:sz w:val="28"/>
           <w:szCs w:val="28"/>
         </w:rPr>
-        <w:lastRenderedPageBreak/>
-        <w:t>очистка символов, исправление слипшихся слов и нормализация пробелов. Это позволяет сделать текст более удобным для дальнейшего поиска нужных фрагментов.</w:t>
+        <w:t>pdf</w:t>
+      </w:r>
+      <w:proofErr w:type="spellEnd"/>
+      <w:r>
+        <w:rPr>
+          <w:rFonts w:ascii="Times New Roman" w:eastAsia="Times New Roman" w:hAnsi="Times New Roman" w:cs="Times New Roman"/>
+          <w:color w:val="000000"/>
+          <w:sz w:val="28"/>
+          <w:szCs w:val="28"/>
+        </w:rPr>
+        <w:t xml:space="preserve"> документов отличается от работы с обычными текстовыми файлами. При извлечении текста из статей часто появляются проблемы, связанные с математическими символами, переносами строк и неправильным разделением слов.</w:t>
       </w:r>
     </w:p>
     <w:p>
@@ -3228,12 +3200,19 @@
         <w:ind w:firstLine="709"/>
         <w:jc w:val="both"/>
         <w:rPr>
+          <w:sz w:val="28"/>
+          <w:szCs w:val="28"/>
+        </w:rPr>
+      </w:pPr>
+      <w:r>
+        <w:rPr>
           <w:rFonts w:ascii="Times New Roman" w:eastAsia="Times New Roman" w:hAnsi="Times New Roman" w:cs="Times New Roman"/>
           <w:color w:val="000000"/>
           <w:sz w:val="28"/>
           <w:szCs w:val="28"/>
         </w:rPr>
-      </w:pPr>
+        <w:t xml:space="preserve">Во многих документах текст хранится не как единый абзац, а как набор отдельных блоков. </w:t>
+      </w:r>
       <w:r>
         <w:rPr>
           <w:rFonts w:ascii="Times New Roman" w:eastAsia="Times New Roman" w:hAnsi="Times New Roman" w:cs="Times New Roman"/>
@@ -3241,49 +3220,55 @@
           <w:sz w:val="28"/>
           <w:szCs w:val="28"/>
         </w:rPr>
-        <w:t>В результате обработки программа получает структурированный текст, разбитый по страницам, что упрощает поиск предложений с математическими оценками и неравенствами.</w:t>
-      </w:r>
-    </w:p>
-    <w:p>
-      <w:pPr>
-        <w:pBdr>
-          <w:top w:val="none" w:sz="4" w:space="0" w:color="000000"/>
-          <w:left w:val="none" w:sz="4" w:space="0" w:color="000000"/>
-          <w:bottom w:val="none" w:sz="4" w:space="0" w:color="000000"/>
-          <w:right w:val="none" w:sz="4" w:space="0" w:color="000000"/>
-        </w:pBdr>
-        <w:spacing w:after="0" w:line="360" w:lineRule="auto"/>
-        <w:ind w:firstLine="709"/>
+        <w:t>И</w:t>
+      </w:r>
+      <w:r>
         <w:rPr>
           <w:rFonts w:ascii="Times New Roman" w:eastAsia="Times New Roman" w:hAnsi="Times New Roman" w:cs="Times New Roman"/>
+          <w:color w:val="000000"/>
           <w:sz w:val="28"/>
           <w:szCs w:val="28"/>
         </w:rPr>
-      </w:pPr>
-    </w:p>
-    <w:p>
-      <w:pPr>
-        <w:pStyle w:val="4"/>
-        <w:rPr>
-          <w:i w:val="0"/>
-          <w:sz w:val="32"/>
-          <w:szCs w:val="32"/>
-        </w:rPr>
-      </w:pPr>
-      <w:bookmarkStart w:id="6" w:name="_Toc7"/>
+        <w:t>з</w:t>
+      </w:r>
       <w:r>
         <w:rPr>
           <w:rFonts w:ascii="Times New Roman" w:eastAsia="Times New Roman" w:hAnsi="Times New Roman" w:cs="Times New Roman"/>
-          <w:b/>
-          <w:i w:val="0"/>
-          <w:iCs w:val="0"/>
           <w:color w:val="000000"/>
-          <w:sz w:val="32"/>
-          <w:szCs w:val="32"/>
-        </w:rPr>
-        <w:t>2.3. Анализ методов поиска математических оценок и неравенств</w:t>
-      </w:r>
-      <w:bookmarkEnd w:id="6"/>
+          <w:sz w:val="28"/>
+          <w:szCs w:val="28"/>
+        </w:rPr>
+        <w:t>-</w:t>
+      </w:r>
+      <w:r>
+        <w:rPr>
+          <w:rFonts w:ascii="Times New Roman" w:eastAsia="Times New Roman" w:hAnsi="Times New Roman" w:cs="Times New Roman"/>
+          <w:color w:val="000000"/>
+          <w:sz w:val="28"/>
+          <w:szCs w:val="28"/>
+        </w:rPr>
+        <w:t xml:space="preserve">за этого после чтения </w:t>
+      </w:r>
+      <w:proofErr w:type="spellStart"/>
+      <w:r>
+        <w:rPr>
+          <w:rFonts w:ascii="Times New Roman" w:eastAsia="Times New Roman" w:hAnsi="Times New Roman" w:cs="Times New Roman"/>
+          <w:color w:val="000000"/>
+          <w:sz w:val="28"/>
+          <w:szCs w:val="28"/>
+        </w:rPr>
+        <w:t>pdf</w:t>
+      </w:r>
+      <w:proofErr w:type="spellEnd"/>
+      <w:r>
+        <w:rPr>
+          <w:rFonts w:ascii="Times New Roman" w:eastAsia="Times New Roman" w:hAnsi="Times New Roman" w:cs="Times New Roman"/>
+          <w:color w:val="000000"/>
+          <w:sz w:val="28"/>
+          <w:szCs w:val="28"/>
+        </w:rPr>
+        <w:t xml:space="preserve"> файла предложения могут выглядеть разорванными или содержать лишние пробелы. Особенно часто такие ошибки встречаются в математических статьях с большим количеством формул и специальных обозначений.</w:t>
+      </w:r>
     </w:p>
     <w:p>
       <w:pPr>
@@ -3297,7 +3282,6 @@
         <w:ind w:firstLine="709"/>
         <w:jc w:val="both"/>
         <w:rPr>
-          <w:rFonts w:ascii="Times New Roman" w:hAnsi="Times New Roman" w:cs="Times New Roman"/>
           <w:sz w:val="28"/>
           <w:szCs w:val="28"/>
         </w:rPr>
@@ -3309,15 +3293,7 @@
           <w:sz w:val="28"/>
           <w:szCs w:val="28"/>
         </w:rPr>
-        <w:t xml:space="preserve">При анализе математических статей одной из сложностей является поиск фрагментов, связанных с оценками и неравенствами. Такие выражения могут записываться как словами, так и специальными символами, например </w:t>
-      </w:r>
-      <w:r>
-        <w:rPr>
-          <w:rFonts w:ascii="Times New Roman" w:eastAsia="Times New Roman" w:hAnsi="Times New Roman" w:cs="Times New Roman"/>
-          <w:sz w:val="28"/>
-          <w:szCs w:val="28"/>
-        </w:rPr>
-        <w:t>≤</w:t>
+        <w:t xml:space="preserve">Для решения этой проблемы в программе используется предварительная обработка текста. После извлечения содержимого документа выполняется </w:t>
       </w:r>
       <w:r>
         <w:rPr>
@@ -3326,24 +3302,8 @@
           <w:sz w:val="28"/>
           <w:szCs w:val="28"/>
         </w:rPr>
-        <w:t xml:space="preserve"> или </w:t>
-      </w:r>
-      <w:r>
-        <w:rPr>
-          <w:rFonts w:ascii="Times New Roman" w:eastAsia="Times New Roman" w:hAnsi="Times New Roman" w:cs="Times New Roman"/>
-          <w:sz w:val="28"/>
-          <w:szCs w:val="28"/>
-        </w:rPr>
-        <w:t>≥</w:t>
-      </w:r>
-      <w:r>
-        <w:rPr>
-          <w:rFonts w:ascii="Times New Roman" w:eastAsia="Times New Roman" w:hAnsi="Times New Roman" w:cs="Times New Roman"/>
-          <w:color w:val="000000"/>
-          <w:sz w:val="28"/>
-          <w:szCs w:val="28"/>
-        </w:rPr>
-        <w:t>.</w:t>
+        <w:lastRenderedPageBreak/>
+        <w:t>очистка символов, исправление слипшихся слов и нормализация пробелов. Это позволяет сделать текст более удобным для дальнейшего поиска нужных фрагментов.</w:t>
       </w:r>
     </w:p>
     <w:p>
@@ -3358,20 +3318,62 @@
         <w:ind w:firstLine="709"/>
         <w:jc w:val="both"/>
         <w:rPr>
-          <w:rFonts w:ascii="Times New Roman" w:hAnsi="Times New Roman" w:cs="Times New Roman"/>
-          <w:sz w:val="28"/>
-          <w:szCs w:val="28"/>
-        </w:rPr>
-      </w:pPr>
-      <w:r>
-        <w:rPr>
           <w:rFonts w:ascii="Times New Roman" w:eastAsia="Times New Roman" w:hAnsi="Times New Roman" w:cs="Times New Roman"/>
           <w:color w:val="000000"/>
           <w:sz w:val="28"/>
           <w:szCs w:val="28"/>
         </w:rPr>
-        <w:t>Для поиска подобных фрагментов можно использовать сложные алгоритмы анализа текста или нейросети. Однако для данной задачи был выбран более простой подход, основанный на ключевых словах и символах. Такой способ позволяет быстрее обрабатывать документы и не требует больших вычислительных ресурсов.</w:t>
-      </w:r>
+      </w:pPr>
+      <w:r>
+        <w:rPr>
+          <w:rFonts w:ascii="Times New Roman" w:eastAsia="Times New Roman" w:hAnsi="Times New Roman" w:cs="Times New Roman"/>
+          <w:color w:val="000000"/>
+          <w:sz w:val="28"/>
+          <w:szCs w:val="28"/>
+        </w:rPr>
+        <w:t>В результате обработки программа получает структурированный текст, разбитый по страницам, что упрощает поиск предложений с математическими оценками и неравенствами.</w:t>
+      </w:r>
+    </w:p>
+    <w:p>
+      <w:pPr>
+        <w:pBdr>
+          <w:top w:val="none" w:sz="4" w:space="0" w:color="000000"/>
+          <w:left w:val="none" w:sz="4" w:space="0" w:color="000000"/>
+          <w:bottom w:val="none" w:sz="4" w:space="0" w:color="000000"/>
+          <w:right w:val="none" w:sz="4" w:space="0" w:color="000000"/>
+        </w:pBdr>
+        <w:spacing w:after="0" w:line="360" w:lineRule="auto"/>
+        <w:ind w:firstLine="709"/>
+        <w:rPr>
+          <w:rFonts w:ascii="Times New Roman" w:eastAsia="Times New Roman" w:hAnsi="Times New Roman" w:cs="Times New Roman"/>
+          <w:sz w:val="28"/>
+          <w:szCs w:val="28"/>
+        </w:rPr>
+      </w:pPr>
+    </w:p>
+    <w:p>
+      <w:pPr>
+        <w:pStyle w:val="4"/>
+        <w:rPr>
+          <w:i w:val="0"/>
+          <w:sz w:val="32"/>
+          <w:szCs w:val="32"/>
+        </w:rPr>
+      </w:pPr>
+      <w:bookmarkStart w:id="6" w:name="_Toc7"/>
+      <w:r>
+        <w:rPr>
+          <w:rFonts w:ascii="Times New Roman" w:eastAsia="Times New Roman" w:hAnsi="Times New Roman" w:cs="Times New Roman"/>
+          <w:b/>
+          <w:i w:val="0"/>
+          <w:iCs w:val="0"/>
+          <w:color w:val="000000"/>
+          <w:sz w:val="32"/>
+          <w:szCs w:val="32"/>
+        </w:rPr>
+        <w:t>2.3. Анализ методов поиска математических оценок и неравенств</w:t>
+      </w:r>
+      <w:bookmarkEnd w:id="6"/>
     </w:p>
     <w:p>
       <w:pPr>
@@ -3385,12 +3387,28 @@
         <w:ind w:firstLine="709"/>
         <w:jc w:val="both"/>
         <w:rPr>
+          <w:rFonts w:ascii="Times New Roman" w:hAnsi="Times New Roman" w:cs="Times New Roman"/>
+          <w:sz w:val="28"/>
+          <w:szCs w:val="28"/>
+        </w:rPr>
+      </w:pPr>
+      <w:r>
+        <w:rPr>
           <w:rFonts w:ascii="Times New Roman" w:eastAsia="Times New Roman" w:hAnsi="Times New Roman" w:cs="Times New Roman"/>
           <w:color w:val="000000"/>
           <w:sz w:val="28"/>
           <w:szCs w:val="28"/>
         </w:rPr>
-      </w:pPr>
+        <w:t xml:space="preserve">При анализе математических статей одной из сложностей является поиск фрагментов, связанных с оценками и неравенствами. Такие выражения могут записываться как словами, так и специальными символами, например </w:t>
+      </w:r>
+      <w:r>
+        <w:rPr>
+          <w:rFonts w:ascii="Times New Roman" w:eastAsia="Times New Roman" w:hAnsi="Times New Roman" w:cs="Times New Roman"/>
+          <w:sz w:val="28"/>
+          <w:szCs w:val="28"/>
+        </w:rPr>
+        <w:t>≤</w:t>
+      </w:r>
       <w:r>
         <w:rPr>
           <w:rFonts w:ascii="Times New Roman" w:eastAsia="Times New Roman" w:hAnsi="Times New Roman" w:cs="Times New Roman"/>
@@ -3398,7 +3416,15 @@
           <w:sz w:val="28"/>
           <w:szCs w:val="28"/>
         </w:rPr>
-        <w:t>В программе используются слова оценка, неравенство, граница,</w:t>
+        <w:t xml:space="preserve"> или </w:t>
+      </w:r>
+      <w:r>
+        <w:rPr>
+          <w:rFonts w:ascii="Times New Roman" w:eastAsia="Times New Roman" w:hAnsi="Times New Roman" w:cs="Times New Roman"/>
+          <w:sz w:val="28"/>
+          <w:szCs w:val="28"/>
+        </w:rPr>
+        <w:t>≥</w:t>
       </w:r>
       <w:r>
         <w:rPr>
@@ -3407,8 +3433,26 @@
           <w:sz w:val="28"/>
           <w:szCs w:val="28"/>
         </w:rPr>
-        <w:t xml:space="preserve"> </w:t>
-      </w:r>
+        <w:t>.</w:t>
+      </w:r>
+    </w:p>
+    <w:p>
+      <w:pPr>
+        <w:pBdr>
+          <w:top w:val="none" w:sz="4" w:space="0" w:color="000000"/>
+          <w:left w:val="none" w:sz="4" w:space="0" w:color="000000"/>
+          <w:bottom w:val="none" w:sz="4" w:space="0" w:color="000000"/>
+          <w:right w:val="none" w:sz="4" w:space="0" w:color="000000"/>
+        </w:pBdr>
+        <w:spacing w:after="0" w:line="360" w:lineRule="auto"/>
+        <w:ind w:firstLine="709"/>
+        <w:jc w:val="both"/>
+        <w:rPr>
+          <w:rFonts w:ascii="Times New Roman" w:hAnsi="Times New Roman" w:cs="Times New Roman"/>
+          <w:sz w:val="28"/>
+          <w:szCs w:val="28"/>
+        </w:rPr>
+      </w:pPr>
       <w:r>
         <w:rPr>
           <w:rFonts w:ascii="Times New Roman" w:eastAsia="Times New Roman" w:hAnsi="Times New Roman" w:cs="Times New Roman"/>
@@ -3416,17 +3460,27 @@
           <w:sz w:val="28"/>
           <w:szCs w:val="28"/>
         </w:rPr>
-        <w:t>верхняя оценка</w:t>
-      </w:r>
-      <w:r>
+        <w:t>Для поиска подобных фрагментов можно использовать сложные алгоритмы анализа текста или нейросети. Однако для данной задачи был выбран более простой подход, основанный на ключевых словах и символах. Такой способ позволяет быстрее обрабатывать документы и не требует больших вычислительных ресурсов.</w:t>
+      </w:r>
+    </w:p>
+    <w:p>
+      <w:pPr>
+        <w:pBdr>
+          <w:top w:val="none" w:sz="4" w:space="0" w:color="000000"/>
+          <w:left w:val="none" w:sz="4" w:space="0" w:color="000000"/>
+          <w:bottom w:val="none" w:sz="4" w:space="0" w:color="000000"/>
+          <w:right w:val="none" w:sz="4" w:space="0" w:color="000000"/>
+        </w:pBdr>
+        <w:spacing w:after="0" w:line="360" w:lineRule="auto"/>
+        <w:ind w:firstLine="709"/>
+        <w:jc w:val="both"/>
         <w:rPr>
           <w:rFonts w:ascii="Times New Roman" w:eastAsia="Times New Roman" w:hAnsi="Times New Roman" w:cs="Times New Roman"/>
           <w:color w:val="000000"/>
           <w:sz w:val="28"/>
           <w:szCs w:val="28"/>
         </w:rPr>
-        <w:t xml:space="preserve">, </w:t>
-      </w:r>
+      </w:pPr>
       <w:r>
         <w:rPr>
           <w:rFonts w:ascii="Times New Roman" w:eastAsia="Times New Roman" w:hAnsi="Times New Roman" w:cs="Times New Roman"/>
@@ -3434,7 +3488,7 @@
           <w:sz w:val="28"/>
           <w:szCs w:val="28"/>
         </w:rPr>
-        <w:t>нижняя оценка</w:t>
+        <w:t>В программе используются слова оценка, неравенство, граница,</w:t>
       </w:r>
       <w:r>
         <w:rPr>
@@ -3443,7 +3497,7 @@
           <w:sz w:val="28"/>
           <w:szCs w:val="28"/>
         </w:rPr>
-        <w:t xml:space="preserve">, </w:t>
+        <w:t xml:space="preserve"> </w:t>
       </w:r>
       <w:r>
         <w:rPr>
@@ -3452,52 +3506,7 @@
           <w:sz w:val="28"/>
           <w:szCs w:val="28"/>
         </w:rPr>
-        <w:t>граница,</w:t>
-      </w:r>
-      <w:r>
-        <w:rPr>
-          <w:rFonts w:ascii="Times New Roman" w:eastAsia="Times New Roman" w:hAnsi="Times New Roman" w:cs="Times New Roman"/>
-          <w:color w:val="000000"/>
-          <w:sz w:val="28"/>
-          <w:szCs w:val="28"/>
-        </w:rPr>
-        <w:t xml:space="preserve"> </w:t>
-      </w:r>
-      <w:r>
-        <w:rPr>
-          <w:rFonts w:ascii="Times New Roman" w:eastAsia="Times New Roman" w:hAnsi="Times New Roman" w:cs="Times New Roman"/>
-          <w:color w:val="000000"/>
-          <w:sz w:val="28"/>
-          <w:szCs w:val="28"/>
-        </w:rPr>
-        <w:t>верхняя граница,</w:t>
-      </w:r>
-      <w:r>
-        <w:rPr>
-          <w:rFonts w:ascii="Times New Roman" w:eastAsia="Times New Roman" w:hAnsi="Times New Roman" w:cs="Times New Roman"/>
-          <w:color w:val="000000"/>
-          <w:sz w:val="28"/>
-          <w:szCs w:val="28"/>
-        </w:rPr>
-        <w:t xml:space="preserve"> </w:t>
-      </w:r>
-      <w:r>
-        <w:rPr>
-          <w:rFonts w:ascii="Times New Roman" w:eastAsia="Times New Roman" w:hAnsi="Times New Roman" w:cs="Times New Roman"/>
-          <w:color w:val="000000"/>
-          <w:sz w:val="28"/>
-          <w:szCs w:val="28"/>
-        </w:rPr>
-        <w:t>нижняя граница</w:t>
-      </w:r>
-      <w:r>
-        <w:rPr>
-          <w:rFonts w:ascii="Times New Roman" w:eastAsia="Times New Roman" w:hAnsi="Times New Roman" w:cs="Times New Roman"/>
-          <w:color w:val="000000"/>
-          <w:sz w:val="28"/>
-          <w:szCs w:val="28"/>
-        </w:rPr>
-        <w:t xml:space="preserve">, </w:t>
+        <w:t xml:space="preserve">верхняя оценка, нижняя оценка, граница, верхняя граница, нижняя граница, </w:t>
       </w:r>
       <w:r>
         <w:rPr>
@@ -5739,7 +5748,7 @@
           <w:color w:val="D4D4D4"/>
           <w:sz w:val="24"/>
           <w:szCs w:val="24"/>
-          <w:lang w:val="en-US" w:eastAsia="ru-RU"/>
+          <w:lang w:eastAsia="ru-RU"/>
         </w:rPr>
       </w:pPr>
       <w:r>
@@ -5762,7 +5771,7 @@
           <w:color w:val="D4D4D4"/>
           <w:sz w:val="24"/>
           <w:szCs w:val="24"/>
-          <w:lang w:val="en-US" w:eastAsia="ru-RU"/>
+          <w:lang w:eastAsia="ru-RU"/>
         </w:rPr>
       </w:pPr>
     </w:p>
@@ -5896,7 +5905,7 @@
                     <pic:cNvPicPr/>
                   </pic:nvPicPr>
                   <pic:blipFill>
-                    <a:blip r:embed="rId9">
+                    <a:blip r:embed="rId10">
                       <a:extLst>
                         <a:ext uri="{28A0092B-C50C-407E-A947-70E740481C1C}">
                           <a14:useLocalDpi xmlns:a14="http://schemas.microsoft.com/office/drawing/2010/main" val="0"/>
@@ -6425,7 +6434,7 @@
           <w:color w:val="D4D4D4"/>
           <w:sz w:val="24"/>
           <w:szCs w:val="24"/>
-          <w:lang w:eastAsia="ru-RU"/>
+          <w:lang w:val="en-US" w:eastAsia="ru-RU"/>
         </w:rPr>
       </w:pPr>
       <w:r>
@@ -6444,39 +6453,17 @@
           <w:color w:val="CE9178"/>
           <w:sz w:val="24"/>
           <w:szCs w:val="24"/>
-          <w:lang w:eastAsia="ru-RU"/>
-        </w:rPr>
-        <w:t>"</w:t>
-      </w:r>
-      <w:proofErr w:type="spellStart"/>
-      <w:r>
-        <w:rPr>
-          <w:rFonts w:ascii="Arial" w:eastAsia="Times New Roman" w:hAnsi="Arial" w:cs="Arial"/>
-          <w:color w:val="CE9178"/>
-          <w:sz w:val="24"/>
-          <w:szCs w:val="24"/>
-          <w:lang w:eastAsia="ru-RU"/>
-        </w:rPr>
-        <w:t>pages</w:t>
-      </w:r>
-      <w:proofErr w:type="spellEnd"/>
-      <w:r>
-        <w:rPr>
-          <w:rFonts w:ascii="Arial" w:eastAsia="Times New Roman" w:hAnsi="Arial" w:cs="Arial"/>
-          <w:color w:val="CE9178"/>
-          <w:sz w:val="24"/>
-          <w:szCs w:val="24"/>
-          <w:lang w:eastAsia="ru-RU"/>
-        </w:rPr>
-        <w:t>"</w:t>
-      </w:r>
-      <w:r>
-        <w:rPr>
-          <w:rFonts w:ascii="Arial" w:eastAsia="Times New Roman" w:hAnsi="Arial" w:cs="Arial"/>
-          <w:color w:val="D4D4D4"/>
-          <w:sz w:val="24"/>
-          <w:szCs w:val="24"/>
-          <w:lang w:eastAsia="ru-RU"/>
+          <w:lang w:val="en-US" w:eastAsia="ru-RU"/>
+        </w:rPr>
+        <w:t>"pages"</w:t>
+      </w:r>
+      <w:r>
+        <w:rPr>
+          <w:rFonts w:ascii="Arial" w:eastAsia="Times New Roman" w:hAnsi="Arial" w:cs="Arial"/>
+          <w:color w:val="D4D4D4"/>
+          <w:sz w:val="24"/>
+          <w:szCs w:val="24"/>
+          <w:lang w:val="en-US" w:eastAsia="ru-RU"/>
         </w:rPr>
         <w:t>: [],</w:t>
       </w:r>
@@ -6490,16 +6477,16 @@
           <w:color w:val="D4D4D4"/>
           <w:sz w:val="24"/>
           <w:szCs w:val="24"/>
-          <w:lang w:eastAsia="ru-RU"/>
-        </w:rPr>
-      </w:pPr>
-      <w:r>
-        <w:rPr>
-          <w:rFonts w:ascii="Arial" w:eastAsia="Times New Roman" w:hAnsi="Arial" w:cs="Arial"/>
-          <w:color w:val="D4D4D4"/>
-          <w:sz w:val="24"/>
-          <w:szCs w:val="24"/>
-          <w:lang w:eastAsia="ru-RU"/>
+          <w:lang w:val="en-US" w:eastAsia="ru-RU"/>
+        </w:rPr>
+      </w:pPr>
+      <w:r>
+        <w:rPr>
+          <w:rFonts w:ascii="Arial" w:eastAsia="Times New Roman" w:hAnsi="Arial" w:cs="Arial"/>
+          <w:color w:val="D4D4D4"/>
+          <w:sz w:val="24"/>
+          <w:szCs w:val="24"/>
+          <w:lang w:val="en-US" w:eastAsia="ru-RU"/>
         </w:rPr>
         <w:t xml:space="preserve">    </w:t>
       </w:r>
@@ -6509,39 +6496,17 @@
           <w:color w:val="CE9178"/>
           <w:sz w:val="24"/>
           <w:szCs w:val="24"/>
-          <w:lang w:eastAsia="ru-RU"/>
-        </w:rPr>
-        <w:t>"</w:t>
-      </w:r>
-      <w:proofErr w:type="spellStart"/>
-      <w:r>
-        <w:rPr>
-          <w:rFonts w:ascii="Arial" w:eastAsia="Times New Roman" w:hAnsi="Arial" w:cs="Arial"/>
-          <w:color w:val="CE9178"/>
-          <w:sz w:val="24"/>
-          <w:szCs w:val="24"/>
-          <w:lang w:eastAsia="ru-RU"/>
-        </w:rPr>
-        <w:t>metadata</w:t>
-      </w:r>
-      <w:proofErr w:type="spellEnd"/>
-      <w:r>
-        <w:rPr>
-          <w:rFonts w:ascii="Arial" w:eastAsia="Times New Roman" w:hAnsi="Arial" w:cs="Arial"/>
-          <w:color w:val="CE9178"/>
-          <w:sz w:val="24"/>
-          <w:szCs w:val="24"/>
-          <w:lang w:eastAsia="ru-RU"/>
-        </w:rPr>
-        <w:t>"</w:t>
-      </w:r>
-      <w:r>
-        <w:rPr>
-          <w:rFonts w:ascii="Arial" w:eastAsia="Times New Roman" w:hAnsi="Arial" w:cs="Arial"/>
-          <w:color w:val="D4D4D4"/>
-          <w:sz w:val="24"/>
-          <w:szCs w:val="24"/>
-          <w:lang w:eastAsia="ru-RU"/>
+          <w:lang w:val="en-US" w:eastAsia="ru-RU"/>
+        </w:rPr>
+        <w:t>"metadata"</w:t>
+      </w:r>
+      <w:r>
+        <w:rPr>
+          <w:rFonts w:ascii="Arial" w:eastAsia="Times New Roman" w:hAnsi="Arial" w:cs="Arial"/>
+          <w:color w:val="D4D4D4"/>
+          <w:sz w:val="24"/>
+          <w:szCs w:val="24"/>
+          <w:lang w:val="en-US" w:eastAsia="ru-RU"/>
         </w:rPr>
         <w:t>: {}</w:t>
       </w:r>
@@ -6555,16 +6520,16 @@
           <w:color w:val="D4D4D4"/>
           <w:sz w:val="24"/>
           <w:szCs w:val="24"/>
-          <w:lang w:eastAsia="ru-RU"/>
-        </w:rPr>
-      </w:pPr>
-      <w:r>
-        <w:rPr>
-          <w:rFonts w:ascii="Arial" w:eastAsia="Times New Roman" w:hAnsi="Arial" w:cs="Arial"/>
-          <w:color w:val="D4D4D4"/>
-          <w:sz w:val="24"/>
-          <w:szCs w:val="24"/>
-          <w:lang w:eastAsia="ru-RU"/>
+          <w:lang w:val="en-US" w:eastAsia="ru-RU"/>
+        </w:rPr>
+      </w:pPr>
+      <w:r>
+        <w:rPr>
+          <w:rFonts w:ascii="Arial" w:eastAsia="Times New Roman" w:hAnsi="Arial" w:cs="Arial"/>
+          <w:color w:val="D4D4D4"/>
+          <w:sz w:val="24"/>
+          <w:szCs w:val="24"/>
+          <w:lang w:val="en-US" w:eastAsia="ru-RU"/>
         </w:rPr>
         <w:t>}</w:t>
       </w:r>
@@ -6602,6 +6567,7 @@
           <w:rFonts w:ascii="Times New Roman" w:eastAsia="Times New Roman" w:hAnsi="Times New Roman" w:cs="Times New Roman"/>
           <w:sz w:val="28"/>
           <w:szCs w:val="28"/>
+          <w:lang w:val="en-US"/>
         </w:rPr>
       </w:pPr>
       <w:r>
@@ -6611,30 +6577,6 @@
           <w:szCs w:val="28"/>
         </w:rPr>
         <w:t>После</w:t>
-      </w:r>
-      <w:r>
-        <w:rPr>
-          <w:rFonts w:ascii="Times New Roman" w:eastAsia="Times New Roman" w:hAnsi="Times New Roman" w:cs="Times New Roman"/>
-          <w:sz w:val="28"/>
-          <w:szCs w:val="28"/>
-        </w:rPr>
-        <w:t xml:space="preserve"> </w:t>
-      </w:r>
-      <w:r>
-        <w:rPr>
-          <w:rFonts w:ascii="Times New Roman" w:eastAsia="Times New Roman" w:hAnsi="Times New Roman" w:cs="Times New Roman"/>
-          <w:sz w:val="28"/>
-          <w:szCs w:val="28"/>
-        </w:rPr>
-        <w:t>этого</w:t>
-      </w:r>
-      <w:r>
-        <w:rPr>
-          <w:rFonts w:ascii="Times New Roman" w:eastAsia="Times New Roman" w:hAnsi="Times New Roman" w:cs="Times New Roman"/>
-          <w:sz w:val="28"/>
-          <w:szCs w:val="28"/>
-        </w:rPr>
-        <w:t xml:space="preserve"> </w:t>
       </w:r>
       <w:r>
         <w:rPr>
@@ -6643,7 +6585,7 @@
           <w:szCs w:val="28"/>
           <w:lang w:val="en-US"/>
         </w:rPr>
-        <w:t>pdf</w:t>
+        <w:t xml:space="preserve"> </w:t>
       </w:r>
       <w:r>
         <w:rPr>
@@ -6651,73 +6593,8 @@
           <w:sz w:val="28"/>
           <w:szCs w:val="28"/>
         </w:rPr>
-        <w:t xml:space="preserve"> </w:t>
-      </w:r>
-      <w:r>
-        <w:rPr>
-          <w:rFonts w:ascii="Times New Roman" w:eastAsia="Times New Roman" w:hAnsi="Times New Roman" w:cs="Times New Roman"/>
-          <w:sz w:val="28"/>
-          <w:szCs w:val="28"/>
-        </w:rPr>
-        <w:t>файл</w:t>
-      </w:r>
-      <w:r>
-        <w:rPr>
-          <w:rFonts w:ascii="Times New Roman" w:eastAsia="Times New Roman" w:hAnsi="Times New Roman" w:cs="Times New Roman"/>
-          <w:sz w:val="28"/>
-          <w:szCs w:val="28"/>
-        </w:rPr>
-        <w:t xml:space="preserve"> </w:t>
-      </w:r>
-      <w:r>
-        <w:rPr>
-          <w:rFonts w:ascii="Times New Roman" w:eastAsia="Times New Roman" w:hAnsi="Times New Roman" w:cs="Times New Roman"/>
-          <w:sz w:val="28"/>
-          <w:szCs w:val="28"/>
-        </w:rPr>
-        <w:t>открывается</w:t>
-      </w:r>
-      <w:r>
-        <w:rPr>
-          <w:rFonts w:ascii="Times New Roman" w:eastAsia="Times New Roman" w:hAnsi="Times New Roman" w:cs="Times New Roman"/>
-          <w:sz w:val="28"/>
-          <w:szCs w:val="28"/>
-        </w:rPr>
-        <w:t xml:space="preserve"> </w:t>
-      </w:r>
-      <w:r>
-        <w:rPr>
-          <w:rFonts w:ascii="Times New Roman" w:eastAsia="Times New Roman" w:hAnsi="Times New Roman" w:cs="Times New Roman"/>
-          <w:sz w:val="28"/>
-          <w:szCs w:val="28"/>
-        </w:rPr>
-        <w:t>через</w:t>
-      </w:r>
-      <w:r>
-        <w:rPr>
-          <w:rFonts w:ascii="Times New Roman" w:eastAsia="Times New Roman" w:hAnsi="Times New Roman" w:cs="Times New Roman"/>
-          <w:sz w:val="28"/>
-          <w:szCs w:val="28"/>
-        </w:rPr>
-        <w:t xml:space="preserve"> </w:t>
-      </w:r>
-      <w:r>
-        <w:rPr>
-          <w:rFonts w:ascii="Times New Roman" w:eastAsia="Times New Roman" w:hAnsi="Times New Roman" w:cs="Times New Roman"/>
-          <w:sz w:val="28"/>
-          <w:szCs w:val="28"/>
-        </w:rPr>
-        <w:t>библиотеку</w:t>
-      </w:r>
-      <w:r>
-        <w:rPr>
-          <w:rFonts w:ascii="Times New Roman" w:eastAsia="Times New Roman" w:hAnsi="Times New Roman" w:cs="Times New Roman"/>
-          <w:sz w:val="28"/>
-          <w:szCs w:val="28"/>
-        </w:rPr>
-        <w:t xml:space="preserve"> </w:t>
-      </w:r>
-      <w:proofErr w:type="spellStart"/>
+        <w:t>этого</w:t>
+      </w:r>
       <w:r>
         <w:rPr>
           <w:rFonts w:ascii="Times New Roman" w:eastAsia="Times New Roman" w:hAnsi="Times New Roman" w:cs="Times New Roman"/>
@@ -6725,14 +6602,111 @@
           <w:szCs w:val="28"/>
           <w:lang w:val="en-US"/>
         </w:rPr>
-        <w:t>fitz</w:t>
-      </w:r>
-      <w:proofErr w:type="spellEnd"/>
+        <w:t xml:space="preserve"> </w:t>
+      </w:r>
       <w:r>
         <w:rPr>
           <w:rFonts w:ascii="Times New Roman" w:eastAsia="Times New Roman" w:hAnsi="Times New Roman" w:cs="Times New Roman"/>
           <w:sz w:val="28"/>
           <w:szCs w:val="28"/>
+          <w:lang w:val="en-US"/>
+        </w:rPr>
+        <w:t>pdf</w:t>
+      </w:r>
+      <w:r>
+        <w:rPr>
+          <w:rFonts w:ascii="Times New Roman" w:eastAsia="Times New Roman" w:hAnsi="Times New Roman" w:cs="Times New Roman"/>
+          <w:sz w:val="28"/>
+          <w:szCs w:val="28"/>
+          <w:lang w:val="en-US"/>
+        </w:rPr>
+        <w:t xml:space="preserve"> </w:t>
+      </w:r>
+      <w:r>
+        <w:rPr>
+          <w:rFonts w:ascii="Times New Roman" w:eastAsia="Times New Roman" w:hAnsi="Times New Roman" w:cs="Times New Roman"/>
+          <w:sz w:val="28"/>
+          <w:szCs w:val="28"/>
+        </w:rPr>
+        <w:t>файл</w:t>
+      </w:r>
+      <w:r>
+        <w:rPr>
+          <w:rFonts w:ascii="Times New Roman" w:eastAsia="Times New Roman" w:hAnsi="Times New Roman" w:cs="Times New Roman"/>
+          <w:sz w:val="28"/>
+          <w:szCs w:val="28"/>
+          <w:lang w:val="en-US"/>
+        </w:rPr>
+        <w:t xml:space="preserve"> </w:t>
+      </w:r>
+      <w:r>
+        <w:rPr>
+          <w:rFonts w:ascii="Times New Roman" w:eastAsia="Times New Roman" w:hAnsi="Times New Roman" w:cs="Times New Roman"/>
+          <w:sz w:val="28"/>
+          <w:szCs w:val="28"/>
+        </w:rPr>
+        <w:t>открывается</w:t>
+      </w:r>
+      <w:r>
+        <w:rPr>
+          <w:rFonts w:ascii="Times New Roman" w:eastAsia="Times New Roman" w:hAnsi="Times New Roman" w:cs="Times New Roman"/>
+          <w:sz w:val="28"/>
+          <w:szCs w:val="28"/>
+          <w:lang w:val="en-US"/>
+        </w:rPr>
+        <w:t xml:space="preserve"> </w:t>
+      </w:r>
+      <w:r>
+        <w:rPr>
+          <w:rFonts w:ascii="Times New Roman" w:eastAsia="Times New Roman" w:hAnsi="Times New Roman" w:cs="Times New Roman"/>
+          <w:sz w:val="28"/>
+          <w:szCs w:val="28"/>
+        </w:rPr>
+        <w:t>через</w:t>
+      </w:r>
+      <w:r>
+        <w:rPr>
+          <w:rFonts w:ascii="Times New Roman" w:eastAsia="Times New Roman" w:hAnsi="Times New Roman" w:cs="Times New Roman"/>
+          <w:sz w:val="28"/>
+          <w:szCs w:val="28"/>
+          <w:lang w:val="en-US"/>
+        </w:rPr>
+        <w:t xml:space="preserve"> </w:t>
+      </w:r>
+      <w:r>
+        <w:rPr>
+          <w:rFonts w:ascii="Times New Roman" w:eastAsia="Times New Roman" w:hAnsi="Times New Roman" w:cs="Times New Roman"/>
+          <w:sz w:val="28"/>
+          <w:szCs w:val="28"/>
+        </w:rPr>
+        <w:t>библиотеку</w:t>
+      </w:r>
+      <w:r>
+        <w:rPr>
+          <w:rFonts w:ascii="Times New Roman" w:eastAsia="Times New Roman" w:hAnsi="Times New Roman" w:cs="Times New Roman"/>
+          <w:sz w:val="28"/>
+          <w:szCs w:val="28"/>
+          <w:lang w:val="en-US"/>
+        </w:rPr>
+        <w:t xml:space="preserve"> </w:t>
+      </w:r>
+      <w:proofErr w:type="spellStart"/>
+      <w:r>
+        <w:rPr>
+          <w:rFonts w:ascii="Times New Roman" w:eastAsia="Times New Roman" w:hAnsi="Times New Roman" w:cs="Times New Roman"/>
+          <w:sz w:val="28"/>
+          <w:szCs w:val="28"/>
+          <w:lang w:val="en-US"/>
+        </w:rPr>
+        <w:t>fitz</w:t>
+      </w:r>
+      <w:proofErr w:type="spellEnd"/>
+      <w:r>
+        <w:rPr>
+          <w:rFonts w:ascii="Times New Roman" w:eastAsia="Times New Roman" w:hAnsi="Times New Roman" w:cs="Times New Roman"/>
+          <w:sz w:val="28"/>
+          <w:szCs w:val="28"/>
+          <w:lang w:val="en-US"/>
         </w:rPr>
         <w:t>.</w:t>
       </w:r>
@@ -7641,7 +7615,29 @@
           <w:szCs w:val="24"/>
           <w:lang w:val="en-US" w:eastAsia="ru-RU"/>
         </w:rPr>
-        <w:t>: global_pos,</w:t>
+        <w:t xml:space="preserve">: </w:t>
+      </w:r>
+      <w:proofErr w:type="spellStart"/>
+      <w:r>
+        <w:rPr>
+          <w:rFonts w:ascii="Arial" w:eastAsia="Times New Roman" w:hAnsi="Arial" w:cs="Arial"/>
+          <w:color w:val="D4D4D4"/>
+          <w:sz w:val="24"/>
+          <w:szCs w:val="24"/>
+          <w:lang w:val="en-US" w:eastAsia="ru-RU"/>
+        </w:rPr>
+        <w:t>global_pos</w:t>
+      </w:r>
+      <w:proofErr w:type="spellEnd"/>
+      <w:r>
+        <w:rPr>
+          <w:rFonts w:ascii="Arial" w:eastAsia="Times New Roman" w:hAnsi="Arial" w:cs="Arial"/>
+          <w:color w:val="D4D4D4"/>
+          <w:sz w:val="24"/>
+          <w:szCs w:val="24"/>
+          <w:lang w:val="en-US" w:eastAsia="ru-RU"/>
+        </w:rPr>
+        <w:t>,</w:t>
       </w:r>
     </w:p>
     <w:p>
@@ -7752,7 +7748,7 @@
           <w:color w:val="D4D4D4"/>
           <w:sz w:val="24"/>
           <w:szCs w:val="24"/>
-          <w:lang w:val="en-US" w:eastAsia="ru-RU"/>
+          <w:lang w:eastAsia="ru-RU"/>
         </w:rPr>
       </w:pPr>
       <w:r>
@@ -7775,7 +7771,7 @@
           <w:color w:val="D4D4D4"/>
           <w:sz w:val="24"/>
           <w:szCs w:val="24"/>
-          <w:lang w:val="en-US" w:eastAsia="ru-RU"/>
+          <w:lang w:eastAsia="ru-RU"/>
         </w:rPr>
       </w:pPr>
     </w:p>
@@ -7922,7 +7918,6 @@
         <w:rPr>
           <w:sz w:val="28"/>
           <w:szCs w:val="28"/>
-          <w:lang w:val="en-US"/>
         </w:rPr>
       </w:pPr>
       <w:r>
@@ -9273,28 +9268,90 @@
           <w:color w:val="D4D4D4"/>
           <w:sz w:val="24"/>
           <w:szCs w:val="24"/>
+          <w:lang w:val="en-US" w:eastAsia="ru-RU"/>
+        </w:rPr>
+      </w:pPr>
+      <w:r>
+        <w:rPr>
+          <w:rFonts w:ascii="Arial" w:eastAsia="Times New Roman" w:hAnsi="Arial" w:cs="Arial"/>
+          <w:color w:val="D4D4D4"/>
+          <w:sz w:val="24"/>
+          <w:szCs w:val="24"/>
+          <w:lang w:val="en-US" w:eastAsia="ru-RU"/>
+        </w:rPr>
+        <w:t xml:space="preserve">    </w:t>
+      </w:r>
+      <w:r>
+        <w:rPr>
+          <w:rFonts w:ascii="Arial" w:eastAsia="Times New Roman" w:hAnsi="Arial" w:cs="Arial"/>
+          <w:color w:val="569CD6"/>
+          <w:sz w:val="24"/>
+          <w:szCs w:val="24"/>
+          <w:lang w:val="en-US" w:eastAsia="ru-RU"/>
+        </w:rPr>
+        <w:t>r</w:t>
+      </w:r>
+      <w:r>
+        <w:rPr>
+          <w:rFonts w:ascii="Arial" w:eastAsia="Times New Roman" w:hAnsi="Arial" w:cs="Arial"/>
+          <w:color w:val="D16969"/>
+          <w:sz w:val="24"/>
+          <w:szCs w:val="24"/>
+          <w:lang w:val="en-US" w:eastAsia="ru-RU"/>
+        </w:rPr>
+        <w:t>'([</w:t>
+      </w:r>
+      <w:r>
+        <w:rPr>
+          <w:rFonts w:ascii="Arial" w:eastAsia="Times New Roman" w:hAnsi="Arial" w:cs="Arial"/>
+          <w:color w:val="D16969"/>
+          <w:sz w:val="24"/>
+          <w:szCs w:val="24"/>
           <w:lang w:eastAsia="ru-RU"/>
         </w:rPr>
-      </w:pPr>
-      <w:r>
-        <w:rPr>
-          <w:rFonts w:ascii="Arial" w:eastAsia="Times New Roman" w:hAnsi="Arial" w:cs="Arial"/>
-          <w:color w:val="D4D4D4"/>
+        <w:t>а</w:t>
+      </w:r>
+      <w:r>
+        <w:rPr>
+          <w:rFonts w:ascii="Arial" w:eastAsia="Times New Roman" w:hAnsi="Arial" w:cs="Arial"/>
+          <w:color w:val="D16969"/>
+          <w:sz w:val="24"/>
+          <w:szCs w:val="24"/>
+          <w:lang w:val="en-US" w:eastAsia="ru-RU"/>
+        </w:rPr>
+        <w:t>-</w:t>
+      </w:r>
+      <w:proofErr w:type="spellStart"/>
+      <w:r>
+        <w:rPr>
+          <w:rFonts w:ascii="Arial" w:eastAsia="Times New Roman" w:hAnsi="Arial" w:cs="Arial"/>
+          <w:color w:val="D16969"/>
           <w:sz w:val="24"/>
           <w:szCs w:val="24"/>
           <w:lang w:eastAsia="ru-RU"/>
         </w:rPr>
-        <w:t xml:space="preserve">    </w:t>
-      </w:r>
-      <w:r>
-        <w:rPr>
-          <w:rFonts w:ascii="Arial" w:eastAsia="Times New Roman" w:hAnsi="Arial" w:cs="Arial"/>
-          <w:color w:val="569CD6"/>
+        <w:t>яА</w:t>
+      </w:r>
+      <w:proofErr w:type="spellEnd"/>
+      <w:r>
+        <w:rPr>
+          <w:rFonts w:ascii="Arial" w:eastAsia="Times New Roman" w:hAnsi="Arial" w:cs="Arial"/>
+          <w:color w:val="D16969"/>
+          <w:sz w:val="24"/>
+          <w:szCs w:val="24"/>
+          <w:lang w:val="en-US" w:eastAsia="ru-RU"/>
+        </w:rPr>
+        <w:t>-</w:t>
+      </w:r>
+      <w:r>
+        <w:rPr>
+          <w:rFonts w:ascii="Arial" w:eastAsia="Times New Roman" w:hAnsi="Arial" w:cs="Arial"/>
+          <w:color w:val="D16969"/>
           <w:sz w:val="24"/>
           <w:szCs w:val="24"/>
           <w:lang w:eastAsia="ru-RU"/>
         </w:rPr>
-        <w:t>r</w:t>
+        <w:t>Я</w:t>
       </w:r>
       <w:r>
         <w:rPr>
@@ -9302,9 +9359,9 @@
           <w:color w:val="D16969"/>
           <w:sz w:val="24"/>
           <w:szCs w:val="24"/>
-          <w:lang w:eastAsia="ru-RU"/>
-        </w:rPr>
-        <w:t>'([а-</w:t>
+          <w:lang w:val="en-US" w:eastAsia="ru-RU"/>
+        </w:rPr>
+        <w:t>a-</w:t>
       </w:r>
       <w:proofErr w:type="spellStart"/>
       <w:r>
@@ -9313,9 +9370,9 @@
           <w:color w:val="D16969"/>
           <w:sz w:val="24"/>
           <w:szCs w:val="24"/>
-          <w:lang w:eastAsia="ru-RU"/>
-        </w:rPr>
-        <w:t>яА</w:t>
+          <w:lang w:val="en-US" w:eastAsia="ru-RU"/>
+        </w:rPr>
+        <w:t>zA</w:t>
       </w:r>
       <w:proofErr w:type="spellEnd"/>
       <w:r>
@@ -9324,61 +9381,39 @@
           <w:color w:val="D16969"/>
           <w:sz w:val="24"/>
           <w:szCs w:val="24"/>
-          <w:lang w:eastAsia="ru-RU"/>
-        </w:rPr>
-        <w:t>-</w:t>
-      </w:r>
-      <w:proofErr w:type="spellStart"/>
+          <w:lang w:val="en-US" w:eastAsia="ru-RU"/>
+        </w:rPr>
+        <w:t>-Z</w:t>
+      </w:r>
+      <w:proofErr w:type="gramStart"/>
       <w:r>
         <w:rPr>
           <w:rFonts w:ascii="Arial" w:eastAsia="Times New Roman" w:hAnsi="Arial" w:cs="Arial"/>
           <w:color w:val="D16969"/>
           <w:sz w:val="24"/>
           <w:szCs w:val="24"/>
-          <w:lang w:eastAsia="ru-RU"/>
-        </w:rPr>
-        <w:t>Яa</w:t>
-      </w:r>
-      <w:proofErr w:type="spellEnd"/>
+          <w:lang w:val="en-US" w:eastAsia="ru-RU"/>
+        </w:rPr>
+        <w:t>])(</w:t>
+      </w:r>
+      <w:proofErr w:type="gramEnd"/>
       <w:r>
         <w:rPr>
           <w:rFonts w:ascii="Arial" w:eastAsia="Times New Roman" w:hAnsi="Arial" w:cs="Arial"/>
           <w:color w:val="D16969"/>
           <w:sz w:val="24"/>
           <w:szCs w:val="24"/>
-          <w:lang w:eastAsia="ru-RU"/>
-        </w:rPr>
-        <w:t>-</w:t>
-      </w:r>
-      <w:proofErr w:type="spellStart"/>
-      <w:r>
-        <w:rPr>
-          <w:rFonts w:ascii="Arial" w:eastAsia="Times New Roman" w:hAnsi="Arial" w:cs="Arial"/>
-          <w:color w:val="D16969"/>
-          <w:sz w:val="24"/>
-          <w:szCs w:val="24"/>
-          <w:lang w:eastAsia="ru-RU"/>
-        </w:rPr>
-        <w:t>zA</w:t>
-      </w:r>
-      <w:proofErr w:type="spellEnd"/>
-      <w:r>
-        <w:rPr>
-          <w:rFonts w:ascii="Arial" w:eastAsia="Times New Roman" w:hAnsi="Arial" w:cs="Arial"/>
-          <w:color w:val="D16969"/>
-          <w:sz w:val="24"/>
-          <w:szCs w:val="24"/>
-          <w:lang w:eastAsia="ru-RU"/>
-        </w:rPr>
-        <w:t>-Z])([0-9])'</w:t>
-      </w:r>
-      <w:r>
-        <w:rPr>
-          <w:rFonts w:ascii="Arial" w:eastAsia="Times New Roman" w:hAnsi="Arial" w:cs="Arial"/>
-          <w:color w:val="D4D4D4"/>
-          <w:sz w:val="24"/>
-          <w:szCs w:val="24"/>
-          <w:lang w:eastAsia="ru-RU"/>
+          <w:lang w:val="en-US" w:eastAsia="ru-RU"/>
+        </w:rPr>
+        <w:t>[0-9])'</w:t>
+      </w:r>
+      <w:r>
+        <w:rPr>
+          <w:rFonts w:ascii="Arial" w:eastAsia="Times New Roman" w:hAnsi="Arial" w:cs="Arial"/>
+          <w:color w:val="D4D4D4"/>
+          <w:sz w:val="24"/>
+          <w:szCs w:val="24"/>
+          <w:lang w:val="en-US" w:eastAsia="ru-RU"/>
         </w:rPr>
         <w:t>,</w:t>
       </w:r>
@@ -9602,28 +9637,102 @@
           <w:color w:val="D4D4D4"/>
           <w:sz w:val="24"/>
           <w:szCs w:val="24"/>
+          <w:lang w:val="en-US" w:eastAsia="ru-RU"/>
+        </w:rPr>
+      </w:pPr>
+      <w:r>
+        <w:rPr>
+          <w:rFonts w:ascii="Arial" w:eastAsia="Times New Roman" w:hAnsi="Arial" w:cs="Arial"/>
+          <w:color w:val="569CD6"/>
+          <w:sz w:val="24"/>
+          <w:szCs w:val="24"/>
+          <w:lang w:val="en-US" w:eastAsia="ru-RU"/>
+        </w:rPr>
+        <w:t xml:space="preserve">    r</w:t>
+      </w:r>
+      <w:r>
+        <w:rPr>
+          <w:rFonts w:ascii="Arial" w:eastAsia="Times New Roman" w:hAnsi="Arial" w:cs="Arial"/>
+          <w:color w:val="D16969"/>
+          <w:sz w:val="24"/>
+          <w:szCs w:val="24"/>
+          <w:lang w:val="en-US" w:eastAsia="ru-RU"/>
+        </w:rPr>
+        <w:t>'([0-9</w:t>
+      </w:r>
+      <w:proofErr w:type="gramStart"/>
+      <w:r>
+        <w:rPr>
+          <w:rFonts w:ascii="Arial" w:eastAsia="Times New Roman" w:hAnsi="Arial" w:cs="Arial"/>
+          <w:color w:val="D16969"/>
+          <w:sz w:val="24"/>
+          <w:szCs w:val="24"/>
+          <w:lang w:val="en-US" w:eastAsia="ru-RU"/>
+        </w:rPr>
+        <w:t>])(</w:t>
+      </w:r>
+      <w:proofErr w:type="gramEnd"/>
+      <w:r>
+        <w:rPr>
+          <w:rFonts w:ascii="Arial" w:eastAsia="Times New Roman" w:hAnsi="Arial" w:cs="Arial"/>
+          <w:color w:val="D16969"/>
+          <w:sz w:val="24"/>
+          <w:szCs w:val="24"/>
+          <w:lang w:val="en-US" w:eastAsia="ru-RU"/>
+        </w:rPr>
+        <w:t>[</w:t>
+      </w:r>
+      <w:r>
+        <w:rPr>
+          <w:rFonts w:ascii="Arial" w:eastAsia="Times New Roman" w:hAnsi="Arial" w:cs="Arial"/>
+          <w:color w:val="D16969"/>
+          <w:sz w:val="24"/>
+          <w:szCs w:val="24"/>
           <w:lang w:eastAsia="ru-RU"/>
         </w:rPr>
-      </w:pPr>
-      <w:r>
-        <w:rPr>
-          <w:rFonts w:ascii="Arial" w:eastAsia="Times New Roman" w:hAnsi="Arial" w:cs="Arial"/>
-          <w:color w:val="569CD6"/>
+        <w:t>а</w:t>
+      </w:r>
+      <w:r>
+        <w:rPr>
+          <w:rFonts w:ascii="Arial" w:eastAsia="Times New Roman" w:hAnsi="Arial" w:cs="Arial"/>
+          <w:color w:val="D16969"/>
+          <w:sz w:val="24"/>
+          <w:szCs w:val="24"/>
+          <w:lang w:val="en-US" w:eastAsia="ru-RU"/>
+        </w:rPr>
+        <w:t>-</w:t>
+      </w:r>
+      <w:proofErr w:type="spellStart"/>
+      <w:r>
+        <w:rPr>
+          <w:rFonts w:ascii="Arial" w:eastAsia="Times New Roman" w:hAnsi="Arial" w:cs="Arial"/>
+          <w:color w:val="D16969"/>
           <w:sz w:val="24"/>
           <w:szCs w:val="24"/>
           <w:lang w:eastAsia="ru-RU"/>
         </w:rPr>
-        <w:t xml:space="preserve">    </w:t>
-      </w:r>
-      <w:r>
-        <w:rPr>
-          <w:rFonts w:ascii="Arial" w:eastAsia="Times New Roman" w:hAnsi="Arial" w:cs="Arial"/>
-          <w:color w:val="569CD6"/>
+        <w:t>яА</w:t>
+      </w:r>
+      <w:proofErr w:type="spellEnd"/>
+      <w:r>
+        <w:rPr>
+          <w:rFonts w:ascii="Arial" w:eastAsia="Times New Roman" w:hAnsi="Arial" w:cs="Arial"/>
+          <w:color w:val="D16969"/>
+          <w:sz w:val="24"/>
+          <w:szCs w:val="24"/>
+          <w:lang w:val="en-US" w:eastAsia="ru-RU"/>
+        </w:rPr>
+        <w:t>-</w:t>
+      </w:r>
+      <w:r>
+        <w:rPr>
+          <w:rFonts w:ascii="Arial" w:eastAsia="Times New Roman" w:hAnsi="Arial" w:cs="Arial"/>
+          <w:color w:val="D16969"/>
           <w:sz w:val="24"/>
           <w:szCs w:val="24"/>
           <w:lang w:eastAsia="ru-RU"/>
         </w:rPr>
-        <w:t>r</w:t>
+        <w:t>Я</w:t>
       </w:r>
       <w:r>
         <w:rPr>
@@ -9631,9 +9740,9 @@
           <w:color w:val="D16969"/>
           <w:sz w:val="24"/>
           <w:szCs w:val="24"/>
-          <w:lang w:eastAsia="ru-RU"/>
-        </w:rPr>
-        <w:t>'([0-9])([а-</w:t>
+          <w:lang w:val="en-US" w:eastAsia="ru-RU"/>
+        </w:rPr>
+        <w:t>a-</w:t>
       </w:r>
       <w:proofErr w:type="spellStart"/>
       <w:r>
@@ -9642,9 +9751,9 @@
           <w:color w:val="D16969"/>
           <w:sz w:val="24"/>
           <w:szCs w:val="24"/>
-          <w:lang w:eastAsia="ru-RU"/>
-        </w:rPr>
-        <w:t>яА</w:t>
+          <w:lang w:val="en-US" w:eastAsia="ru-RU"/>
+        </w:rPr>
+        <w:t>zA</w:t>
       </w:r>
       <w:proofErr w:type="spellEnd"/>
       <w:r>
@@ -9653,51 +9762,7 @@
           <w:color w:val="D16969"/>
           <w:sz w:val="24"/>
           <w:szCs w:val="24"/>
-          <w:lang w:eastAsia="ru-RU"/>
-        </w:rPr>
-        <w:t>-</w:t>
-      </w:r>
-      <w:proofErr w:type="spellStart"/>
-      <w:r>
-        <w:rPr>
-          <w:rFonts w:ascii="Arial" w:eastAsia="Times New Roman" w:hAnsi="Arial" w:cs="Arial"/>
-          <w:color w:val="D16969"/>
-          <w:sz w:val="24"/>
-          <w:szCs w:val="24"/>
-          <w:lang w:eastAsia="ru-RU"/>
-        </w:rPr>
-        <w:t>Яa</w:t>
-      </w:r>
-      <w:proofErr w:type="spellEnd"/>
-      <w:r>
-        <w:rPr>
-          <w:rFonts w:ascii="Arial" w:eastAsia="Times New Roman" w:hAnsi="Arial" w:cs="Arial"/>
-          <w:color w:val="D16969"/>
-          <w:sz w:val="24"/>
-          <w:szCs w:val="24"/>
-          <w:lang w:eastAsia="ru-RU"/>
-        </w:rPr>
-        <w:t>-</w:t>
-      </w:r>
-      <w:proofErr w:type="spellStart"/>
-      <w:r>
-        <w:rPr>
-          <w:rFonts w:ascii="Arial" w:eastAsia="Times New Roman" w:hAnsi="Arial" w:cs="Arial"/>
-          <w:color w:val="D16969"/>
-          <w:sz w:val="24"/>
-          <w:szCs w:val="24"/>
-          <w:lang w:eastAsia="ru-RU"/>
-        </w:rPr>
-        <w:t>zA</w:t>
-      </w:r>
-      <w:proofErr w:type="spellEnd"/>
-      <w:r>
-        <w:rPr>
-          <w:rFonts w:ascii="Arial" w:eastAsia="Times New Roman" w:hAnsi="Arial" w:cs="Arial"/>
-          <w:color w:val="D16969"/>
-          <w:sz w:val="24"/>
-          <w:szCs w:val="24"/>
-          <w:lang w:eastAsia="ru-RU"/>
+          <w:lang w:val="en-US" w:eastAsia="ru-RU"/>
         </w:rPr>
         <w:t>-Z])'</w:t>
       </w:r>
@@ -9707,7 +9772,7 @@
           <w:color w:val="D4D4D4"/>
           <w:sz w:val="24"/>
           <w:szCs w:val="24"/>
-          <w:lang w:eastAsia="ru-RU"/>
+          <w:lang w:val="en-US" w:eastAsia="ru-RU"/>
         </w:rPr>
         <w:t>,</w:t>
       </w:r>
@@ -9730,7 +9795,7 @@
           <w:color w:val="D4D4D4"/>
           <w:sz w:val="24"/>
           <w:szCs w:val="24"/>
-          <w:lang w:eastAsia="ru-RU"/>
+          <w:lang w:val="en-US" w:eastAsia="ru-RU"/>
         </w:rPr>
         <w:t>   </w:t>
       </w:r>
@@ -9843,7 +9908,7 @@
           <w:color w:val="D4D4D4"/>
           <w:sz w:val="24"/>
           <w:szCs w:val="24"/>
-          <w:lang w:val="en-US" w:eastAsia="ru-RU"/>
+          <w:lang w:eastAsia="ru-RU"/>
         </w:rPr>
         <w:t xml:space="preserve"> </w:t>
       </w:r>
@@ -9869,7 +9934,7 @@
           <w:color w:val="D4D4D4"/>
           <w:sz w:val="24"/>
           <w:szCs w:val="24"/>
-          <w:lang w:val="en-US" w:eastAsia="ru-RU"/>
+          <w:lang w:eastAsia="ru-RU"/>
         </w:rPr>
       </w:pPr>
       <w:r>
@@ -9892,7 +9957,7 @@
           <w:color w:val="D4D4D4"/>
           <w:sz w:val="24"/>
           <w:szCs w:val="24"/>
-          <w:lang w:val="en-US" w:eastAsia="ru-RU"/>
+          <w:lang w:eastAsia="ru-RU"/>
         </w:rPr>
       </w:pPr>
     </w:p>
@@ -10165,7 +10230,7 @@
           <w:color w:val="D4D4D4"/>
           <w:sz w:val="24"/>
           <w:szCs w:val="24"/>
-          <w:lang w:val="en-US" w:eastAsia="ru-RU"/>
+          <w:lang w:eastAsia="ru-RU"/>
         </w:rPr>
         <w:t xml:space="preserve"> </w:t>
       </w:r>
@@ -10191,7 +10256,7 @@
           <w:color w:val="D4D4D4"/>
           <w:sz w:val="24"/>
           <w:szCs w:val="24"/>
-          <w:lang w:val="en-US" w:eastAsia="ru-RU"/>
+          <w:lang w:eastAsia="ru-RU"/>
         </w:rPr>
       </w:pPr>
       <w:r>
@@ -10214,7 +10279,7 @@
           <w:color w:val="D4D4D4"/>
           <w:sz w:val="24"/>
           <w:szCs w:val="24"/>
-          <w:lang w:val="en-US" w:eastAsia="ru-RU"/>
+          <w:lang w:eastAsia="ru-RU"/>
         </w:rPr>
       </w:pPr>
     </w:p>
@@ -11739,7 +11804,7 @@
           <w:color w:val="D4D4D4"/>
           <w:sz w:val="24"/>
           <w:szCs w:val="24"/>
-          <w:lang w:eastAsia="ru-RU"/>
+          <w:lang w:val="en-US" w:eastAsia="ru-RU"/>
         </w:rPr>
         <w:t xml:space="preserve"> </w:t>
       </w:r>
@@ -11759,7 +11824,7 @@
           <w:color w:val="D4D4D4"/>
           <w:sz w:val="24"/>
           <w:szCs w:val="24"/>
-          <w:lang w:eastAsia="ru-RU"/>
+          <w:lang w:val="en-US" w:eastAsia="ru-RU"/>
         </w:rPr>
         <w:t xml:space="preserve"> </w:t>
       </w:r>
@@ -11804,17 +11869,7 @@
           <w:szCs w:val="24"/>
           <w:lang w:eastAsia="ru-RU"/>
         </w:rPr>
-        <w:t>   </w:t>
-      </w:r>
-      <w:r>
-        <w:rPr>
-          <w:rFonts w:ascii="Arial" w:eastAsia="Times New Roman" w:hAnsi="Arial" w:cs="Arial"/>
-          <w:color w:val="D4D4D4"/>
-          <w:sz w:val="24"/>
-          <w:szCs w:val="24"/>
-          <w:lang w:eastAsia="ru-RU"/>
-        </w:rPr>
-        <w:t xml:space="preserve"> </w:t>
+        <w:t xml:space="preserve">    </w:t>
       </w:r>
       <w:proofErr w:type="spellStart"/>
       <w:r>
@@ -12182,7 +12237,7 @@
           <w:color w:val="B5CEA8"/>
           <w:sz w:val="24"/>
           <w:szCs w:val="24"/>
-          <w:lang w:val="en-US" w:eastAsia="ru-RU"/>
+          <w:lang w:eastAsia="ru-RU"/>
         </w:rPr>
       </w:pPr>
       <w:proofErr w:type="spellStart"/>
@@ -12227,7 +12282,7 @@
           <w:color w:val="D4D4D4"/>
           <w:sz w:val="24"/>
           <w:szCs w:val="24"/>
-          <w:lang w:val="en-US" w:eastAsia="ru-RU"/>
+          <w:lang w:eastAsia="ru-RU"/>
         </w:rPr>
       </w:pPr>
     </w:p>
@@ -12654,7 +12709,7 @@
           <w:color w:val="569CD6"/>
           <w:sz w:val="24"/>
           <w:szCs w:val="24"/>
-          <w:lang w:val="en-US" w:eastAsia="ru-RU"/>
+          <w:lang w:eastAsia="ru-RU"/>
         </w:rPr>
       </w:pPr>
       <w:r>
@@ -12689,7 +12744,7 @@
           <w:color w:val="D4D4D4"/>
           <w:sz w:val="24"/>
           <w:szCs w:val="24"/>
-          <w:lang w:val="en-US" w:eastAsia="ru-RU"/>
+          <w:lang w:eastAsia="ru-RU"/>
         </w:rPr>
       </w:pPr>
     </w:p>
@@ -13187,7 +13242,29 @@
           <w:szCs w:val="24"/>
           <w:lang w:val="en-US" w:eastAsia="ru-RU"/>
         </w:rPr>
-        <w:t>: start_pos,</w:t>
+        <w:t xml:space="preserve">: </w:t>
+      </w:r>
+      <w:proofErr w:type="spellStart"/>
+      <w:r>
+        <w:rPr>
+          <w:rFonts w:ascii="Arial" w:eastAsia="Times New Roman" w:hAnsi="Arial" w:cs="Arial"/>
+          <w:color w:val="D4D4D4"/>
+          <w:sz w:val="24"/>
+          <w:szCs w:val="24"/>
+          <w:lang w:val="en-US" w:eastAsia="ru-RU"/>
+        </w:rPr>
+        <w:t>start_pos</w:t>
+      </w:r>
+      <w:proofErr w:type="spellEnd"/>
+      <w:r>
+        <w:rPr>
+          <w:rFonts w:ascii="Arial" w:eastAsia="Times New Roman" w:hAnsi="Arial" w:cs="Arial"/>
+          <w:color w:val="D4D4D4"/>
+          <w:sz w:val="24"/>
+          <w:szCs w:val="24"/>
+          <w:lang w:val="en-US" w:eastAsia="ru-RU"/>
+        </w:rPr>
+        <w:t>,</w:t>
       </w:r>
     </w:p>
     <w:p>
@@ -13264,7 +13341,29 @@
           <w:szCs w:val="24"/>
           <w:lang w:val="en-US" w:eastAsia="ru-RU"/>
         </w:rPr>
-        <w:t>: end_pos,</w:t>
+        <w:t xml:space="preserve">: </w:t>
+      </w:r>
+      <w:proofErr w:type="spellStart"/>
+      <w:r>
+        <w:rPr>
+          <w:rFonts w:ascii="Arial" w:eastAsia="Times New Roman" w:hAnsi="Arial" w:cs="Arial"/>
+          <w:color w:val="D4D4D4"/>
+          <w:sz w:val="24"/>
+          <w:szCs w:val="24"/>
+          <w:lang w:val="en-US" w:eastAsia="ru-RU"/>
+        </w:rPr>
+        <w:t>end_pos</w:t>
+      </w:r>
+      <w:proofErr w:type="spellEnd"/>
+      <w:r>
+        <w:rPr>
+          <w:rFonts w:ascii="Arial" w:eastAsia="Times New Roman" w:hAnsi="Arial" w:cs="Arial"/>
+          <w:color w:val="D4D4D4"/>
+          <w:sz w:val="24"/>
+          <w:szCs w:val="24"/>
+          <w:lang w:val="en-US" w:eastAsia="ru-RU"/>
+        </w:rPr>
+        <w:t>,</w:t>
       </w:r>
     </w:p>
     <w:p>
@@ -13418,16 +13517,16 @@
           <w:color w:val="D4D4D4"/>
           <w:sz w:val="24"/>
           <w:szCs w:val="24"/>
-          <w:lang w:eastAsia="ru-RU"/>
-        </w:rPr>
-      </w:pPr>
-      <w:r>
-        <w:rPr>
-          <w:rFonts w:ascii="Arial" w:eastAsia="Times New Roman" w:hAnsi="Arial" w:cs="Arial"/>
-          <w:color w:val="D4D4D4"/>
-          <w:sz w:val="24"/>
-          <w:szCs w:val="24"/>
-          <w:lang w:eastAsia="ru-RU"/>
+          <w:lang w:val="en-US" w:eastAsia="ru-RU"/>
+        </w:rPr>
+      </w:pPr>
+      <w:r>
+        <w:rPr>
+          <w:rFonts w:ascii="Arial" w:eastAsia="Times New Roman" w:hAnsi="Arial" w:cs="Arial"/>
+          <w:color w:val="D4D4D4"/>
+          <w:sz w:val="24"/>
+          <w:szCs w:val="24"/>
+          <w:lang w:val="en-US" w:eastAsia="ru-RU"/>
         </w:rPr>
         <w:t>})</w:t>
       </w:r>
@@ -13441,7 +13540,7 @@
           <w:color w:val="D4D4D4"/>
           <w:sz w:val="24"/>
           <w:szCs w:val="24"/>
-          <w:lang w:eastAsia="ru-RU"/>
+          <w:lang w:val="en-US" w:eastAsia="ru-RU"/>
         </w:rPr>
       </w:pPr>
     </w:p>
@@ -13459,6 +13558,7 @@
           <w:rFonts w:ascii="Times New Roman" w:hAnsi="Times New Roman" w:cs="Times New Roman"/>
           <w:sz w:val="28"/>
           <w:szCs w:val="28"/>
+          <w:lang w:val="en-US"/>
         </w:rPr>
       </w:pPr>
     </w:p>
@@ -13680,18 +13780,48 @@
           <w:color w:val="D4D4D4"/>
           <w:sz w:val="24"/>
           <w:szCs w:val="24"/>
-          <w:lang w:val="en-US" w:eastAsia="ru-RU"/>
-        </w:rPr>
-      </w:pPr>
-      <w:r>
-        <w:rPr>
-          <w:rFonts w:ascii="Arial" w:eastAsia="Times New Roman" w:hAnsi="Arial" w:cs="Arial"/>
-          <w:color w:val="D4D4D4"/>
-          <w:sz w:val="24"/>
-          <w:szCs w:val="24"/>
-          <w:lang w:val="en-US" w:eastAsia="ru-RU"/>
-        </w:rPr>
-        <w:t xml:space="preserve">    </w:t>
+          <w:lang w:eastAsia="ru-RU"/>
+        </w:rPr>
+      </w:pPr>
+      <w:r>
+        <w:rPr>
+          <w:rFonts w:ascii="Arial" w:eastAsia="Times New Roman" w:hAnsi="Arial" w:cs="Arial"/>
+          <w:color w:val="D4D4D4"/>
+          <w:sz w:val="24"/>
+          <w:szCs w:val="24"/>
+          <w:lang w:val="en-US" w:eastAsia="ru-RU"/>
+        </w:rPr>
+        <w:t xml:space="preserve">    current</w:t>
+      </w:r>
+      <w:r>
+        <w:rPr>
+          <w:rFonts w:ascii="Arial" w:eastAsia="Times New Roman" w:hAnsi="Arial" w:cs="Arial"/>
+          <w:color w:val="D4D4D4"/>
+          <w:sz w:val="24"/>
+          <w:szCs w:val="24"/>
+          <w:lang w:eastAsia="ru-RU"/>
+        </w:rPr>
+        <w:t>_</w:t>
+      </w:r>
+      <w:r>
+        <w:rPr>
+          <w:rFonts w:ascii="Arial" w:eastAsia="Times New Roman" w:hAnsi="Arial" w:cs="Arial"/>
+          <w:color w:val="D4D4D4"/>
+          <w:sz w:val="24"/>
+          <w:szCs w:val="24"/>
+          <w:lang w:val="en-US" w:eastAsia="ru-RU"/>
+        </w:rPr>
+        <w:t>pos</w:t>
+      </w:r>
+      <w:r>
+        <w:rPr>
+          <w:rFonts w:ascii="Arial" w:eastAsia="Times New Roman" w:hAnsi="Arial" w:cs="Arial"/>
+          <w:color w:val="D4D4D4"/>
+          <w:sz w:val="24"/>
+          <w:szCs w:val="24"/>
+          <w:lang w:eastAsia="ru-RU"/>
+        </w:rPr>
+        <w:t xml:space="preserve"> += </w:t>
       </w:r>
       <w:proofErr w:type="spellStart"/>
       <w:r>
@@ -13702,7 +13832,7 @@
           <w:szCs w:val="24"/>
           <w:lang w:val="en-US" w:eastAsia="ru-RU"/>
         </w:rPr>
-        <w:t>current_pos</w:t>
+        <w:t>len</w:t>
       </w:r>
       <w:proofErr w:type="spellEnd"/>
       <w:r>
@@ -13711,31 +13841,29 @@
           <w:color w:val="D4D4D4"/>
           <w:sz w:val="24"/>
           <w:szCs w:val="24"/>
-          <w:lang w:val="en-US" w:eastAsia="ru-RU"/>
-        </w:rPr>
-        <w:t xml:space="preserve"> += </w:t>
-      </w:r>
-      <w:proofErr w:type="spellStart"/>
-      <w:r>
-        <w:rPr>
-          <w:rFonts w:ascii="Arial" w:eastAsia="Times New Roman" w:hAnsi="Arial" w:cs="Arial"/>
-          <w:color w:val="D4D4D4"/>
-          <w:sz w:val="24"/>
-          <w:szCs w:val="24"/>
-          <w:lang w:val="en-US" w:eastAsia="ru-RU"/>
-        </w:rPr>
-        <w:t>len</w:t>
-      </w:r>
-      <w:proofErr w:type="spellEnd"/>
-      <w:r>
-        <w:rPr>
-          <w:rFonts w:ascii="Arial" w:eastAsia="Times New Roman" w:hAnsi="Arial" w:cs="Arial"/>
-          <w:color w:val="D4D4D4"/>
-          <w:sz w:val="24"/>
-          <w:szCs w:val="24"/>
-          <w:lang w:val="en-US" w:eastAsia="ru-RU"/>
-        </w:rPr>
-        <w:t xml:space="preserve">(sentence) + </w:t>
+          <w:lang w:eastAsia="ru-RU"/>
+        </w:rPr>
+        <w:t>(</w:t>
+      </w:r>
+      <w:r>
+        <w:rPr>
+          <w:rFonts w:ascii="Arial" w:eastAsia="Times New Roman" w:hAnsi="Arial" w:cs="Arial"/>
+          <w:color w:val="D4D4D4"/>
+          <w:sz w:val="24"/>
+          <w:szCs w:val="24"/>
+          <w:lang w:val="en-US" w:eastAsia="ru-RU"/>
+        </w:rPr>
+        <w:t>sentence</w:t>
+      </w:r>
+      <w:r>
+        <w:rPr>
+          <w:rFonts w:ascii="Arial" w:eastAsia="Times New Roman" w:hAnsi="Arial" w:cs="Arial"/>
+          <w:color w:val="D4D4D4"/>
+          <w:sz w:val="24"/>
+          <w:szCs w:val="24"/>
+          <w:lang w:eastAsia="ru-RU"/>
+        </w:rPr>
+        <w:t xml:space="preserve">) + </w:t>
       </w:r>
       <w:r>
         <w:rPr>
@@ -13743,7 +13871,7 @@
           <w:color w:val="B5CEA8"/>
           <w:sz w:val="24"/>
           <w:szCs w:val="24"/>
-          <w:lang w:val="en-US" w:eastAsia="ru-RU"/>
+          <w:lang w:eastAsia="ru-RU"/>
         </w:rPr>
         <w:t>1</w:t>
       </w:r>
@@ -13757,26 +13885,46 @@
           <w:color w:val="569CD6"/>
           <w:sz w:val="24"/>
           <w:szCs w:val="24"/>
-          <w:lang w:val="en-US" w:eastAsia="ru-RU"/>
-        </w:rPr>
-      </w:pPr>
-      <w:r>
-        <w:rPr>
-          <w:rFonts w:ascii="Arial" w:eastAsia="Times New Roman" w:hAnsi="Arial" w:cs="Arial"/>
-          <w:color w:val="D4D4D4"/>
-          <w:sz w:val="24"/>
-          <w:szCs w:val="24"/>
-          <w:lang w:val="en-US" w:eastAsia="ru-RU"/>
-        </w:rPr>
-        <w:t>   </w:t>
-      </w:r>
-      <w:r>
-        <w:rPr>
-          <w:rFonts w:ascii="Arial" w:eastAsia="Times New Roman" w:hAnsi="Arial" w:cs="Arial"/>
-          <w:color w:val="D4D4D4"/>
-          <w:sz w:val="24"/>
-          <w:szCs w:val="24"/>
-          <w:lang w:val="en-US" w:eastAsia="ru-RU"/>
+          <w:lang w:eastAsia="ru-RU"/>
+        </w:rPr>
+      </w:pPr>
+      <w:r>
+        <w:rPr>
+          <w:rFonts w:ascii="Arial" w:eastAsia="Times New Roman" w:hAnsi="Arial" w:cs="Arial"/>
+          <w:color w:val="D4D4D4"/>
+          <w:sz w:val="24"/>
+          <w:szCs w:val="24"/>
+          <w:lang w:val="en-US" w:eastAsia="ru-RU"/>
+        </w:rPr>
+        <w:t> </w:t>
+      </w:r>
+      <w:r>
+        <w:rPr>
+          <w:rFonts w:ascii="Arial" w:eastAsia="Times New Roman" w:hAnsi="Arial" w:cs="Arial"/>
+          <w:color w:val="D4D4D4"/>
+          <w:sz w:val="24"/>
+          <w:szCs w:val="24"/>
+          <w:lang w:eastAsia="ru-RU"/>
+        </w:rPr>
+        <w:t xml:space="preserve"> </w:t>
+      </w:r>
+      <w:r>
+        <w:rPr>
+          <w:rFonts w:ascii="Arial" w:eastAsia="Times New Roman" w:hAnsi="Arial" w:cs="Arial"/>
+          <w:color w:val="D4D4D4"/>
+          <w:sz w:val="24"/>
+          <w:szCs w:val="24"/>
+          <w:lang w:val="en-US" w:eastAsia="ru-RU"/>
+        </w:rPr>
+        <w:t> </w:t>
+      </w:r>
+      <w:r>
+        <w:rPr>
+          <w:rFonts w:ascii="Arial" w:eastAsia="Times New Roman" w:hAnsi="Arial" w:cs="Arial"/>
+          <w:color w:val="D4D4D4"/>
+          <w:sz w:val="24"/>
+          <w:szCs w:val="24"/>
+          <w:lang w:eastAsia="ru-RU"/>
         </w:rPr>
         <w:t xml:space="preserve"> </w:t>
       </w:r>
@@ -13800,7 +13948,7 @@
           <w:color w:val="D4D4D4"/>
           <w:sz w:val="24"/>
           <w:szCs w:val="24"/>
-          <w:lang w:val="en-US" w:eastAsia="ru-RU"/>
+          <w:lang w:eastAsia="ru-RU"/>
         </w:rPr>
       </w:pPr>
     </w:p>
@@ -16920,7 +17068,6 @@
         <w:rPr>
           <w:rFonts w:ascii="Arial" w:eastAsia="Arial" w:hAnsi="Arial" w:cs="Arial"/>
           <w:color w:val="CF8E6D"/>
-          <w:lang w:val="en-US"/>
         </w:rPr>
       </w:pPr>
     </w:p>
@@ -17394,7 +17541,7 @@
           <w:color w:val="D4D4D4"/>
           <w:sz w:val="24"/>
           <w:szCs w:val="24"/>
-          <w:lang w:val="en-US" w:eastAsia="ru-RU"/>
+          <w:lang w:eastAsia="ru-RU"/>
         </w:rPr>
         <w:t xml:space="preserve"> </w:t>
       </w:r>
@@ -17670,6 +17817,7 @@
         <w:t xml:space="preserve">match = </w:t>
       </w:r>
       <w:proofErr w:type="spellStart"/>
+      <w:proofErr w:type="gramStart"/>
       <w:r>
         <w:rPr>
           <w:rFonts w:ascii="Arial" w:eastAsia="Times New Roman" w:hAnsi="Arial" w:cs="Arial"/>
@@ -17681,6 +17829,7 @@
         <w:t>re.search</w:t>
       </w:r>
       <w:proofErr w:type="spellEnd"/>
+      <w:proofErr w:type="gramEnd"/>
       <w:r>
         <w:rPr>
           <w:rFonts w:ascii="Arial" w:eastAsia="Times New Roman" w:hAnsi="Arial" w:cs="Arial"/>
@@ -17709,7 +17858,29 @@
           <w:szCs w:val="24"/>
           <w:lang w:val="en-US" w:eastAsia="ru-RU"/>
         </w:rPr>
-        <w:t>'\{.</w:t>
+        <w:t>'</w:t>
+      </w:r>
+      <w:proofErr w:type="gramStart"/>
+      <w:r>
+        <w:rPr>
+          <w:rFonts w:ascii="Arial" w:eastAsia="Times New Roman" w:hAnsi="Arial" w:cs="Arial"/>
+          <w:color w:val="D16969"/>
+          <w:sz w:val="24"/>
+          <w:szCs w:val="24"/>
+          <w:lang w:val="en-US" w:eastAsia="ru-RU"/>
+        </w:rPr>
+        <w:t>\{</w:t>
+      </w:r>
+      <w:proofErr w:type="gramEnd"/>
+      <w:r>
+        <w:rPr>
+          <w:rFonts w:ascii="Arial" w:eastAsia="Times New Roman" w:hAnsi="Arial" w:cs="Arial"/>
+          <w:color w:val="D16969"/>
+          <w:sz w:val="24"/>
+          <w:szCs w:val="24"/>
+          <w:lang w:val="en-US" w:eastAsia="ru-RU"/>
+        </w:rPr>
+        <w:t>.</w:t>
       </w:r>
       <w:r>
         <w:rPr>
@@ -18770,7 +18941,7 @@
           <w:color w:val="D4D4D4"/>
           <w:sz w:val="24"/>
           <w:szCs w:val="24"/>
-          <w:lang w:val="en-US" w:eastAsia="ru-RU"/>
+          <w:lang w:eastAsia="ru-RU"/>
         </w:rPr>
       </w:pPr>
       <w:r>
@@ -18793,7 +18964,7 @@
           <w:color w:val="D4D4D4"/>
           <w:sz w:val="24"/>
           <w:szCs w:val="24"/>
-          <w:lang w:val="en-US" w:eastAsia="ru-RU"/>
+          <w:lang w:eastAsia="ru-RU"/>
         </w:rPr>
       </w:pPr>
     </w:p>
@@ -19423,7 +19594,6 @@
           <w:rFonts w:ascii="Times New Roman" w:eastAsia="Times New Roman" w:hAnsi="Times New Roman" w:cs="Times New Roman"/>
           <w:sz w:val="28"/>
           <w:szCs w:val="28"/>
-          <w:lang w:val="en-US"/>
         </w:rPr>
         <w:t xml:space="preserve"> </w:t>
       </w:r>
@@ -19434,6 +19604,14 @@
           <w:szCs w:val="28"/>
         </w:rPr>
         <w:t>создаётся</w:t>
+      </w:r>
+      <w:r>
+        <w:rPr>
+          <w:rFonts w:ascii="Times New Roman" w:eastAsia="Times New Roman" w:hAnsi="Times New Roman" w:cs="Times New Roman"/>
+          <w:sz w:val="28"/>
+          <w:szCs w:val="28"/>
+        </w:rPr>
+        <w:t xml:space="preserve"> </w:t>
       </w:r>
       <w:r>
         <w:rPr>
@@ -19442,7 +19620,7 @@
           <w:szCs w:val="28"/>
           <w:lang w:val="en-US"/>
         </w:rPr>
-        <w:t xml:space="preserve"> txt </w:t>
+        <w:t>txt</w:t>
       </w:r>
       <w:r>
         <w:rPr>
@@ -19450,16 +19628,15 @@
           <w:sz w:val="28"/>
           <w:szCs w:val="28"/>
         </w:rPr>
-        <w:t>файл</w:t>
+        <w:t xml:space="preserve"> </w:t>
       </w:r>
       <w:r>
         <w:rPr>
           <w:rFonts w:ascii="Times New Roman" w:eastAsia="Times New Roman" w:hAnsi="Times New Roman" w:cs="Times New Roman"/>
           <w:sz w:val="28"/>
           <w:szCs w:val="28"/>
-          <w:lang w:val="en-US"/>
-        </w:rPr>
-        <w:t xml:space="preserve">. </w:t>
+        </w:rPr>
+        <w:t>файл</w:t>
       </w:r>
       <w:r>
         <w:rPr>
@@ -19467,24 +19644,32 @@
           <w:sz w:val="28"/>
           <w:szCs w:val="28"/>
         </w:rPr>
-        <w:t xml:space="preserve">В него записываются название статьи, автор, количество страниц и найденные фрагменты с указанием </w:t>
-      </w:r>
-      <w:proofErr w:type="gramStart"/>
+        <w:t xml:space="preserve">. </w:t>
+      </w:r>
       <w:r>
         <w:rPr>
           <w:rFonts w:ascii="Times New Roman" w:eastAsia="Times New Roman" w:hAnsi="Times New Roman" w:cs="Times New Roman"/>
           <w:sz w:val="28"/>
           <w:szCs w:val="28"/>
         </w:rPr>
-        <w:t>страницы</w:t>
-      </w:r>
-      <w:proofErr w:type="gramEnd"/>
+        <w:t xml:space="preserve">В него записываются название статьи, автор, количество страниц и найденные фрагменты с указанием </w:t>
+      </w:r>
+      <w:proofErr w:type="gramStart"/>
       <w:r>
         <w:rPr>
           <w:rFonts w:ascii="Times New Roman" w:eastAsia="Times New Roman" w:hAnsi="Times New Roman" w:cs="Times New Roman"/>
           <w:sz w:val="28"/>
           <w:szCs w:val="28"/>
         </w:rPr>
+        <w:t>страницы</w:t>
+      </w:r>
+      <w:proofErr w:type="gramEnd"/>
+      <w:r>
+        <w:rPr>
+          <w:rFonts w:ascii="Times New Roman" w:eastAsia="Times New Roman" w:hAnsi="Times New Roman" w:cs="Times New Roman"/>
+          <w:sz w:val="28"/>
+          <w:szCs w:val="28"/>
+        </w:rPr>
         <w:t xml:space="preserve"> и позиции в тексте.</w:t>
       </w:r>
     </w:p>
@@ -20882,7 +21067,7 @@
           <w:color w:val="D4D4D4"/>
           <w:sz w:val="24"/>
           <w:szCs w:val="24"/>
-          <w:lang w:val="en-US" w:eastAsia="ru-RU"/>
+          <w:lang w:eastAsia="ru-RU"/>
         </w:rPr>
       </w:pPr>
       <w:r>
@@ -20915,7 +21100,7 @@
           <w:color w:val="D4D4D4"/>
           <w:sz w:val="24"/>
           <w:szCs w:val="24"/>
-          <w:lang w:val="en-US" w:eastAsia="ru-RU"/>
+          <w:lang w:eastAsia="ru-RU"/>
         </w:rPr>
       </w:pPr>
     </w:p>
@@ -22294,7 +22479,7 @@
         </w:rPr>
         <w:t xml:space="preserve"> URL: </w:t>
       </w:r>
-      <w:hyperlink r:id="rId10" w:history="1">
+      <w:hyperlink r:id="rId11" w:history="1">
         <w:r>
           <w:rPr>
             <w:rStyle w:val="afc"/>
@@ -22381,7 +22566,7 @@
         </w:rPr>
         <w:t xml:space="preserve">: </w:t>
       </w:r>
-      <w:hyperlink r:id="rId11" w:history="1">
+      <w:hyperlink r:id="rId12" w:history="1">
         <w:r>
           <w:rPr>
             <w:rStyle w:val="afc"/>
@@ -22585,7 +22770,7 @@
         </w:rPr>
         <w:t xml:space="preserve"> URL: </w:t>
       </w:r>
-      <w:hyperlink r:id="rId12" w:history="1">
+      <w:hyperlink r:id="rId13" w:history="1">
         <w:r>
           <w:rPr>
             <w:rStyle w:val="afc"/>
@@ -22653,12 +22838,12 @@
       </w:pPr>
     </w:p>
     <w:sectPr>
-      <w:headerReference w:type="even" r:id="rId13"/>
-      <w:headerReference w:type="default" r:id="rId14"/>
-      <w:footerReference w:type="even" r:id="rId15"/>
-      <w:footerReference w:type="default" r:id="rId16"/>
-      <w:headerReference w:type="first" r:id="rId17"/>
-      <w:footerReference w:type="first" r:id="rId18"/>
+      <w:headerReference w:type="even" r:id="rId14"/>
+      <w:headerReference w:type="default" r:id="rId15"/>
+      <w:footerReference w:type="even" r:id="rId16"/>
+      <w:footerReference w:type="default" r:id="rId17"/>
+      <w:headerReference w:type="first" r:id="rId18"/>
+      <w:footerReference w:type="first" r:id="rId19"/>
       <w:pgSz w:w="11906" w:h="16838"/>
       <w:pgMar w:top="1134" w:right="850" w:bottom="1134" w:left="1701" w:header="709" w:footer="709" w:gutter="0"/>
       <w:cols w:space="708"/>
@@ -23908,6 +24093,7 @@
   <w:style w:type="character" w:default="1" w:styleId="a0">
     <w:name w:val="Default Paragraph Font"/>
     <w:uiPriority w:val="1"/>
+    <w:semiHidden/>
     <w:unhideWhenUsed/>
   </w:style>
   <w:style w:type="table" w:default="1" w:styleId="a1">
@@ -35631,6 +35817,7 @@
     <w:rsid w:val="00246450"/>
     <w:rsid w:val="003137B2"/>
     <w:rsid w:val="0033471E"/>
+    <w:rsid w:val="00477657"/>
     <w:rsid w:val="004F6330"/>
     <w:rsid w:val="00711131"/>
     <w:rsid w:val="00791BCA"/>
@@ -35639,6 +35826,7 @@
     <w:rsid w:val="00A070B9"/>
     <w:rsid w:val="00CD41C5"/>
     <w:rsid w:val="00D82DB8"/>
+    <w:rsid w:val="00EC682A"/>
   </w:rsids>
   <m:mathPr>
     <m:mathFont m:val="Cambria Math"/>
